--- a/beginner dsa/step 4/1] st4 hash_prefix_suffix.docx
+++ b/beginner dsa/step 4/1] st4 hash_prefix_suffix.docx
@@ -53,7 +53,6 @@
         <w:t xml:space="preserve">Optimised using </w:t>
       </w:r>
       <w:proofErr w:type="spellStart"/>
-      <w:proofErr w:type="gramStart"/>
       <w:r>
         <w:rPr>
           <w:b/>
@@ -69,7 +68,6 @@
         </w:rPr>
         <w:t>:-</w:t>
       </w:r>
-      <w:proofErr w:type="gramEnd"/>
       <w:r>
         <w:t> </w:t>
       </w:r>
@@ -118,15 +116,7 @@
     </w:p>
     <w:p>
       <w:r>
-        <w:t xml:space="preserve">If this Distance &lt;= k, we have found a valid pair. We will return true. Otherwise, </w:t>
-      </w:r>
-      <w:proofErr w:type="gramStart"/>
-      <w:r>
-        <w:t>We</w:t>
-      </w:r>
-      <w:proofErr w:type="gramEnd"/>
-      <w:r>
-        <w:t xml:space="preserve"> will return false because we are now sure that we have not found any valid pair of equal elements whose distance btw them is &lt;= k.</w:t>
+        <w:t>If this Distance &lt;= k, we have found a valid pair. We will return true. Otherwise, We will return false because we are now sure that we have not found any valid pair of equal elements whose distance btw them is &lt;= k.</w:t>
       </w:r>
     </w:p>
     <w:p>
@@ -150,15 +140,7 @@
           <w:b/>
           <w:bCs/>
         </w:rPr>
-        <w:t>contains_nearby_duplicate_</w:t>
-      </w:r>
-      <w:proofErr w:type="gramStart"/>
-      <w:r>
-        <w:rPr>
-          <w:b/>
-          <w:bCs/>
-        </w:rPr>
-        <w:t>optimized</w:t>
+        <w:t>contains_nearby_duplicate_optimized</w:t>
       </w:r>
       <w:proofErr w:type="spellEnd"/>
       <w:r>
@@ -169,7 +151,6 @@
         <w:t>(</w:t>
       </w:r>
       <w:proofErr w:type="spellStart"/>
-      <w:proofErr w:type="gramEnd"/>
       <w:r>
         <w:rPr>
           <w:b/>
@@ -350,12 +331,10 @@
         <w:t>Count All ((</w:t>
       </w:r>
       <w:proofErr w:type="spellStart"/>
-      <w:proofErr w:type="gramStart"/>
       <w:r>
         <w:t>i,j</w:t>
       </w:r>
       <w:proofErr w:type="spellEnd"/>
-      <w:proofErr w:type="gramEnd"/>
       <w:r>
         <w:t>) pairs such that b[i] - b[j] == k (count of such pairs.) [i&lt;j] </w:t>
       </w:r>
@@ -376,19 +355,11 @@
       </w:r>
       <w:proofErr w:type="spellStart"/>
       <w:r>
-        <w:t>count_pairs_</w:t>
-      </w:r>
-      <w:proofErr w:type="gramStart"/>
-      <w:r>
-        <w:t>optimized</w:t>
-      </w:r>
-      <w:proofErr w:type="spellEnd"/>
-      <w:r>
-        <w:t>(</w:t>
-      </w:r>
-      <w:proofErr w:type="gramEnd"/>
-      <w:r>
-        <w:t>b, k):</w:t>
+        <w:t>count_pairs_optimized</w:t>
+      </w:r>
+      <w:proofErr w:type="spellEnd"/>
+      <w:r>
+        <w:t>(b, k):</w:t>
       </w:r>
     </w:p>
     <w:p>
@@ -412,7 +383,15 @@
       </w:r>
       <w:proofErr w:type="spellEnd"/>
       <w:r>
-        <w:t xml:space="preserve"> = defaultdict(int)</w:t>
+        <w:t xml:space="preserve"> = </w:t>
+      </w:r>
+      <w:proofErr w:type="spellStart"/>
+      <w:r>
+        <w:t>defaultdict</w:t>
+      </w:r>
+      <w:proofErr w:type="spellEnd"/>
+      <w:r>
+        <w:t>(int)</w:t>
       </w:r>
     </w:p>
     <w:p>
@@ -507,15 +486,7 @@
         <w:contextualSpacing/>
       </w:pPr>
       <w:r>
-        <w:t xml:space="preserve">Optimised </w:t>
-      </w:r>
-      <w:proofErr w:type="gramStart"/>
-      <w:r>
-        <w:t>Approach:-</w:t>
-      </w:r>
-      <w:proofErr w:type="gramEnd"/>
-      <w:r>
-        <w:t xml:space="preserve"> Instead of Running 2 Nested For loops, we will create a </w:t>
+        <w:t xml:space="preserve">Optimised Approach:- Instead of Running 2 Nested For loops, we will create a </w:t>
       </w:r>
       <w:proofErr w:type="spellStart"/>
       <w:r>
@@ -648,18 +619,13 @@
       </w:r>
       <w:proofErr w:type="spellStart"/>
       <w:r>
-        <w:t>freq_</w:t>
-      </w:r>
-      <w:proofErr w:type="gramStart"/>
-      <w:r>
-        <w:t>map</w:t>
+        <w:t>freq_map</w:t>
       </w:r>
       <w:proofErr w:type="spellEnd"/>
       <w:r>
         <w:t>[</w:t>
       </w:r>
       <w:proofErr w:type="spellStart"/>
-      <w:proofErr w:type="gramEnd"/>
       <w:r>
         <w:t>num</w:t>
       </w:r>
@@ -792,12 +758,10 @@
         <w:t xml:space="preserve">Count all </w:t>
       </w:r>
       <w:proofErr w:type="spellStart"/>
-      <w:proofErr w:type="gramStart"/>
       <w:r>
         <w:t>i,j</w:t>
       </w:r>
       <w:proofErr w:type="spellEnd"/>
-      <w:proofErr w:type="gramEnd"/>
       <w:r>
         <w:t xml:space="preserve"> pairs where i&lt;j and abs(b[i]-b[j]) = k [k&gt;=0] </w:t>
       </w:r>
@@ -814,140 +778,56 @@
         <w:rPr>
           <w:u w:val="single"/>
         </w:rPr>
-        <w:t xml:space="preserve">Brute Force </w:t>
-      </w:r>
-      <w:proofErr w:type="gramStart"/>
-      <w:r>
-        <w:rPr>
-          <w:u w:val="single"/>
-        </w:rPr>
-        <w:t>Approach</w:t>
-      </w:r>
-      <w:r>
-        <w:t>:-</w:t>
-      </w:r>
-      <w:proofErr w:type="gramEnd"/>
-      <w:r>
-        <w:t xml:space="preserve"> Use 2 Nested </w:t>
-      </w:r>
-      <w:proofErr w:type="gramStart"/>
-      <w:r>
-        <w:t>For</w:t>
-      </w:r>
-      <w:proofErr w:type="gramEnd"/>
-      <w:r>
-        <w:t xml:space="preserve"> Loops and for every i, start j from i+1 and go till n-1 -&gt; because j&gt;</w:t>
-      </w:r>
-      <w:proofErr w:type="gramStart"/>
-      <w:r>
-        <w:t>i(</w:t>
-      </w:r>
-      <w:proofErr w:type="gramEnd"/>
-      <w:r>
-        <w:t>given in problem) -&gt; Check if Absolute Difference between (b[i] and b[j] == k) -&gt; If yes then do count = count + 1 -&gt; Finally Print this Count of All Valid Pairs in Output :)</w:t>
-      </w:r>
-    </w:p>
-    <w:p>
-      <w:pPr>
-        <w:spacing w:after="0"/>
-        <w:contextualSpacing/>
-      </w:pPr>
-    </w:p>
-    <w:p>
-      <w:pPr>
-        <w:spacing w:after="0"/>
-        <w:contextualSpacing/>
-      </w:pPr>
-      <w:r>
-        <w:rPr>
-          <w:b/>
-          <w:bCs/>
-        </w:rPr>
-        <w:t xml:space="preserve">Optimised </w:t>
-      </w:r>
-      <w:proofErr w:type="gramStart"/>
-      <w:r>
-        <w:rPr>
-          <w:b/>
-          <w:bCs/>
-        </w:rPr>
-        <w:t>Approach:-</w:t>
-      </w:r>
-      <w:proofErr w:type="gramEnd"/>
-      <w:r>
-        <w:t xml:space="preserve"> Fix each “b[j]” and for every b[j] -&gt; you have to find how many valid “i” exist in the range [0</w:t>
-      </w:r>
-      <w:proofErr w:type="gramStart"/>
-      <w:r>
-        <w:t>…..</w:t>
-      </w:r>
-      <w:proofErr w:type="gramEnd"/>
-      <w:r>
-        <w:t>j-1] such that abs(b[i]-b[j</w:t>
-      </w:r>
-      <w:proofErr w:type="gramStart"/>
-      <w:r>
-        <w:t>])=</w:t>
-      </w:r>
-      <w:proofErr w:type="gramEnd"/>
-      <w:r>
-        <w:t>=k</w:t>
-      </w:r>
-    </w:p>
-    <w:p>
-      <w:pPr>
-        <w:spacing w:after="0"/>
-        <w:contextualSpacing/>
-      </w:pPr>
-    </w:p>
-    <w:p>
-      <w:pPr>
-        <w:spacing w:after="0"/>
-        <w:contextualSpacing/>
-      </w:pPr>
-      <w:r>
-        <w:t xml:space="preserve">Applying Maths -&gt; there are two possible cases for this </w:t>
-      </w:r>
-      <w:proofErr w:type="gramStart"/>
-      <w:r>
-        <w:t>equation :</w:t>
-      </w:r>
-      <w:proofErr w:type="gramEnd"/>
-      <w:r>
-        <w:t>- </w:t>
-      </w:r>
-    </w:p>
-    <w:p>
-      <w:pPr>
-        <w:spacing w:after="0"/>
-        <w:contextualSpacing/>
-      </w:pPr>
-      <w:r>
-        <w:t>-&gt; abs(b[i]-b[j</w:t>
-      </w:r>
-      <w:proofErr w:type="gramStart"/>
-      <w:r>
-        <w:t>])=</w:t>
-      </w:r>
-      <w:proofErr w:type="gramEnd"/>
-      <w:r>
-        <w:t xml:space="preserve">=k means -&gt; </w:t>
-      </w:r>
-      <w:proofErr w:type="gramStart"/>
-      <w:r>
-        <w:t>i)b</w:t>
-      </w:r>
-      <w:proofErr w:type="gramEnd"/>
-      <w:r>
-        <w:t>[i]-b[j]==&gt;k or ii) -1*(b[i]-b[j</w:t>
-      </w:r>
-      <w:proofErr w:type="gramStart"/>
-      <w:r>
-        <w:t>])=</w:t>
-      </w:r>
-      <w:proofErr w:type="gramEnd"/>
-      <w:r>
-        <w:t>=&gt;k</w:t>
+        <w:t>Brute Force Approach</w:t>
+      </w:r>
+      <w:r>
+        <w:t>:- Use 2 Nested For Loops and for every i, start j from i+1 and go till n-1 -&gt; because j&gt;i(given in problem) -&gt; Check if Absolute Difference between (b[i] and b[j] == k) -&gt; If yes then do count = count + 1 -&gt; Finally Print this Count of All Valid Pairs in Output :)</w:t>
+      </w:r>
+    </w:p>
+    <w:p>
+      <w:pPr>
+        <w:spacing w:after="0"/>
+        <w:contextualSpacing/>
+      </w:pPr>
+    </w:p>
+    <w:p>
+      <w:pPr>
+        <w:spacing w:after="0"/>
+        <w:contextualSpacing/>
+      </w:pPr>
+      <w:r>
+        <w:rPr>
+          <w:b/>
+          <w:bCs/>
+        </w:rPr>
+        <w:t>Optimised Approach:-</w:t>
+      </w:r>
+      <w:r>
+        <w:t xml:space="preserve"> Fix each “b[j]” and for every b[j] -&gt; you have to find how many valid “i” exist in the range [0…..j-1] such that abs(b[i]-b[j])==k</w:t>
+      </w:r>
+    </w:p>
+    <w:p>
+      <w:pPr>
+        <w:spacing w:after="0"/>
+        <w:contextualSpacing/>
+      </w:pPr>
+    </w:p>
+    <w:p>
+      <w:pPr>
+        <w:spacing w:after="0"/>
+        <w:contextualSpacing/>
+      </w:pPr>
+      <w:r>
+        <w:t>Applying Maths -&gt; there are two possible cases for this equation :- </w:t>
+      </w:r>
+    </w:p>
+    <w:p>
+      <w:pPr>
+        <w:spacing w:after="0"/>
+        <w:contextualSpacing/>
+      </w:pPr>
+      <w:r>
+        <w:t>-&gt; abs(b[i]-b[j])==k means -&gt; i)b[i]-b[j]==&gt;k or ii) -1*(b[i]-b[j])==&gt;k</w:t>
       </w:r>
     </w:p>
     <w:p>
@@ -1033,29 +913,14 @@
         <w:spacing w:after="0"/>
         <w:contextualSpacing/>
       </w:pPr>
-      <w:proofErr w:type="gramStart"/>
-      <w:r>
-        <w:t>So</w:t>
-      </w:r>
-      <w:proofErr w:type="gramEnd"/>
-      <w:r>
-        <w:t xml:space="preserve"> if you are able to find such a b[i] in range {0……j-1} then knowing the frequency of such b[i] in range [0</w:t>
-      </w:r>
-      <w:proofErr w:type="gramStart"/>
-      <w:r>
-        <w:t>…..</w:t>
-      </w:r>
-      <w:proofErr w:type="gramEnd"/>
-      <w:r>
-        <w:t>j-1] tells you many valid pairs are possible (</w:t>
-      </w:r>
-      <w:proofErr w:type="spellStart"/>
-      <w:proofErr w:type="gramStart"/>
+      <w:r>
+        <w:t>So if you are able to find such a b[i] in range {0……j-1} then knowing the frequency of such b[i] in range [0…..j-1] tells you many valid pairs are possible (</w:t>
+      </w:r>
+      <w:proofErr w:type="spellStart"/>
       <w:r>
         <w:t>i,j</w:t>
       </w:r>
       <w:proofErr w:type="spellEnd"/>
-      <w:proofErr w:type="gramEnd"/>
       <w:r>
         <w:t>) where “j” is fixed currently and i goes from 0 to j-1</w:t>
       </w:r>
@@ -1072,13 +937,8 @@
         <w:contextualSpacing/>
       </w:pPr>
       <w:r>
-        <w:t xml:space="preserve">B[i] will be calculated using following 2 </w:t>
-      </w:r>
-      <w:proofErr w:type="gramStart"/>
-      <w:r>
-        <w:t>formulas:-</w:t>
-      </w:r>
-      <w:proofErr w:type="gramEnd"/>
+        <w:t>B[i] will be calculated using following 2 formulas:-</w:t>
+      </w:r>
     </w:p>
     <w:p>
       <w:pPr>
@@ -1138,412 +998,452 @@
       </w:r>
       <w:proofErr w:type="spellStart"/>
       <w:r>
-        <w:t>count_pairs_with_difference_</w:t>
-      </w:r>
-      <w:proofErr w:type="gramStart"/>
-      <w:r>
-        <w:t>k</w:t>
+        <w:t>count_pairs_with_difference_k</w:t>
+      </w:r>
+      <w:proofErr w:type="spellEnd"/>
+      <w:r>
+        <w:t>(b, k):</w:t>
+      </w:r>
+    </w:p>
+    <w:p>
+      <w:pPr>
+        <w:spacing w:after="0"/>
+        <w:contextualSpacing/>
+      </w:pPr>
+      <w:r>
+        <w:t xml:space="preserve">    count = 0</w:t>
+      </w:r>
+    </w:p>
+    <w:p>
+      <w:pPr>
+        <w:spacing w:after="0"/>
+        <w:contextualSpacing/>
+      </w:pPr>
+      <w:r>
+        <w:t xml:space="preserve">    </w:t>
+      </w:r>
+      <w:proofErr w:type="spellStart"/>
+      <w:r>
+        <w:t>freq</w:t>
+      </w:r>
+      <w:proofErr w:type="spellEnd"/>
+      <w:r>
+        <w:t xml:space="preserve"> = {}</w:t>
+      </w:r>
+    </w:p>
+    <w:p>
+      <w:pPr>
+        <w:spacing w:after="0"/>
+        <w:contextualSpacing/>
+      </w:pPr>
+      <w:r>
+        <w:t xml:space="preserve">    for j in range(len(b)):</w:t>
+      </w:r>
+    </w:p>
+    <w:p>
+      <w:pPr>
+        <w:spacing w:after="0"/>
+        <w:contextualSpacing/>
+      </w:pPr>
+      <w:r>
+        <w:t xml:space="preserve">        if b[j] - k in </w:t>
+      </w:r>
+      <w:proofErr w:type="spellStart"/>
+      <w:r>
+        <w:t>freq</w:t>
+      </w:r>
+      <w:proofErr w:type="spellEnd"/>
+      <w:r>
+        <w:t>:</w:t>
+      </w:r>
+    </w:p>
+    <w:p>
+      <w:pPr>
+        <w:spacing w:after="0"/>
+        <w:contextualSpacing/>
+      </w:pPr>
+      <w:r>
+        <w:t xml:space="preserve">            count += </w:t>
+      </w:r>
+      <w:proofErr w:type="spellStart"/>
+      <w:r>
+        <w:t>freq</w:t>
+      </w:r>
+      <w:proofErr w:type="spellEnd"/>
+      <w:r>
+        <w:t>[b[j] - k]</w:t>
+      </w:r>
+    </w:p>
+    <w:p>
+      <w:pPr>
+        <w:spacing w:after="0"/>
+        <w:contextualSpacing/>
+      </w:pPr>
+      <w:r>
+        <w:t xml:space="preserve">        if k != 0 and b[j] + k in </w:t>
+      </w:r>
+      <w:proofErr w:type="spellStart"/>
+      <w:r>
+        <w:t>freq</w:t>
+      </w:r>
+      <w:proofErr w:type="spellEnd"/>
+      <w:r>
+        <w:t>:  # to avoid double counting when k = 0</w:t>
+      </w:r>
+    </w:p>
+    <w:p>
+      <w:pPr>
+        <w:spacing w:after="0"/>
+        <w:contextualSpacing/>
+      </w:pPr>
+      <w:r>
+        <w:t xml:space="preserve">            count += </w:t>
+      </w:r>
+      <w:proofErr w:type="spellStart"/>
+      <w:r>
+        <w:t>freq</w:t>
+      </w:r>
+      <w:proofErr w:type="spellEnd"/>
+      <w:r>
+        <w:t>[b[j] + k]</w:t>
+      </w:r>
+    </w:p>
+    <w:p>
+      <w:pPr>
+        <w:spacing w:after="0"/>
+        <w:contextualSpacing/>
+      </w:pPr>
+      <w:r>
+        <w:t xml:space="preserve">        if b[j] in </w:t>
+      </w:r>
+      <w:proofErr w:type="spellStart"/>
+      <w:r>
+        <w:t>freq</w:t>
+      </w:r>
+      <w:proofErr w:type="spellEnd"/>
+      <w:r>
+        <w:t>:</w:t>
+      </w:r>
+    </w:p>
+    <w:p>
+      <w:pPr>
+        <w:spacing w:after="0"/>
+        <w:contextualSpacing/>
+      </w:pPr>
+      <w:r>
+        <w:t xml:space="preserve">            </w:t>
+      </w:r>
+      <w:proofErr w:type="spellStart"/>
+      <w:r>
+        <w:t>freq</w:t>
+      </w:r>
+      <w:proofErr w:type="spellEnd"/>
+      <w:r>
+        <w:t>[b[j]] += 1</w:t>
+      </w:r>
+    </w:p>
+    <w:p>
+      <w:pPr>
+        <w:spacing w:after="0"/>
+        <w:contextualSpacing/>
+      </w:pPr>
+      <w:r>
+        <w:t xml:space="preserve">        else:</w:t>
+      </w:r>
+    </w:p>
+    <w:p>
+      <w:pPr>
+        <w:spacing w:after="0"/>
+        <w:contextualSpacing/>
+      </w:pPr>
+      <w:r>
+        <w:t xml:space="preserve">            </w:t>
+      </w:r>
+      <w:proofErr w:type="spellStart"/>
+      <w:r>
+        <w:t>freq</w:t>
+      </w:r>
+      <w:proofErr w:type="spellEnd"/>
+      <w:r>
+        <w:t>[b[j]] = 1</w:t>
+      </w:r>
+    </w:p>
+    <w:p>
+      <w:pPr>
+        <w:spacing w:after="0"/>
+        <w:contextualSpacing/>
+      </w:pPr>
+      <w:r>
+        <w:t xml:space="preserve">    return count</w:t>
+      </w:r>
+    </w:p>
+    <w:p>
+      <w:pPr>
+        <w:spacing w:after="0"/>
+        <w:contextualSpacing/>
+      </w:pPr>
+    </w:p>
+    <w:p>
+      <w:pPr>
+        <w:spacing w:after="0"/>
+        <w:contextualSpacing/>
+      </w:pPr>
+    </w:p>
+    <w:p>
+      <w:pPr>
+        <w:spacing w:after="0"/>
+        <w:contextualSpacing/>
+      </w:pPr>
+    </w:p>
+    <w:p>
+      <w:pPr>
+        <w:pStyle w:val="Heading3"/>
+      </w:pPr>
+      <w:r>
+        <w:t>5]</w:t>
+      </w:r>
+      <w:r>
+        <w:t>Find Sum of Range  [l……….r] where(l&lt;=r) using Prefix sum. </w:t>
+      </w:r>
+    </w:p>
+    <w:p>
+      <w:pPr>
+        <w:spacing w:after="0"/>
+        <w:contextualSpacing/>
+      </w:pPr>
+    </w:p>
+    <w:p>
+      <w:pPr>
+        <w:spacing w:after="0"/>
+        <w:contextualSpacing/>
+      </w:pPr>
+      <w:r>
+        <w:rPr>
+          <w:b/>
+          <w:bCs/>
+        </w:rPr>
+        <w:t>Brute Force</w:t>
+      </w:r>
+      <w:r>
+        <w:t>:- For each l and r, start our i pointer from l and i will go till r and for each i, we will update our sum by doing sum = sum + arr[i]. Finally, print this sum.</w:t>
+      </w:r>
+    </w:p>
+    <w:p>
+      <w:pPr>
+        <w:spacing w:after="0"/>
+        <w:contextualSpacing/>
+      </w:pPr>
+      <w:r>
+        <w:t>Time Complexity - O(N*Q) </w:t>
+      </w:r>
+    </w:p>
+    <w:p>
+      <w:pPr>
+        <w:spacing w:after="0"/>
+        <w:contextualSpacing/>
+      </w:pPr>
+      <w:r>
+        <w:t xml:space="preserve">For each query of l and r, we will call this </w:t>
+      </w:r>
+      <w:proofErr w:type="spellStart"/>
+      <w:r>
+        <w:t>getSum</w:t>
+      </w:r>
+      <w:proofErr w:type="spellEnd"/>
+      <w:r>
+        <w:t>(), so Time Complexity will be O(n*q) where, q is the size of queries array containing different l and r values.</w:t>
+      </w:r>
+    </w:p>
+    <w:p>
+      <w:pPr>
+        <w:spacing w:after="0"/>
+        <w:contextualSpacing/>
+      </w:pPr>
+    </w:p>
+    <w:p>
+      <w:pPr>
+        <w:spacing w:after="0"/>
+        <w:contextualSpacing/>
+      </w:pPr>
+      <w:r>
+        <w:t>Space Complexity - O(1)</w:t>
+      </w:r>
+    </w:p>
+    <w:p>
+      <w:pPr>
+        <w:spacing w:after="0"/>
+        <w:contextualSpacing/>
+      </w:pPr>
+    </w:p>
+    <w:p>
+      <w:pPr>
+        <w:spacing w:after="0"/>
+        <w:contextualSpacing/>
+      </w:pPr>
+      <w:r>
+        <w:rPr>
+          <w:b/>
+          <w:bCs/>
+        </w:rPr>
+        <w:t xml:space="preserve">Optimised Approach:- </w:t>
+      </w:r>
+      <w:r>
+        <w:t>For given array, construct a prefix array of size n, and prefix[i] = prefix[i-1] + arr[i]. After creating this prefix Array.</w:t>
+      </w:r>
+    </w:p>
+    <w:p>
+      <w:pPr>
+        <w:spacing w:after="0"/>
+        <w:contextualSpacing/>
+      </w:pPr>
+    </w:p>
+    <w:p>
+      <w:pPr>
+        <w:spacing w:after="0"/>
+        <w:contextualSpacing/>
+      </w:pPr>
+      <w:r>
+        <w:t>For any given l and r, </w:t>
+      </w:r>
+    </w:p>
+    <w:p>
+      <w:pPr>
+        <w:spacing w:after="0"/>
+        <w:contextualSpacing/>
+        <w:rPr>
+          <w:b/>
+          <w:bCs/>
+        </w:rPr>
+      </w:pPr>
+      <w:r>
+        <w:rPr>
+          <w:b/>
+          <w:bCs/>
+        </w:rPr>
+        <w:t>Sum of the elements in arr in the Range of [l … r] = Prefix[r] - prefix[l-1]</w:t>
+      </w:r>
+    </w:p>
+    <w:p>
+      <w:pPr>
+        <w:spacing w:after="0"/>
+        <w:contextualSpacing/>
+        <w:rPr>
+          <w:b/>
+          <w:bCs/>
+        </w:rPr>
+      </w:pPr>
+    </w:p>
+    <w:p>
+      <w:pPr>
+        <w:spacing w:after="0"/>
+        <w:contextualSpacing/>
+      </w:pPr>
+      <w:r>
+        <w:t xml:space="preserve">def </w:t>
+      </w:r>
+      <w:proofErr w:type="spellStart"/>
+      <w:r>
+        <w:t>prefix_sum</w:t>
       </w:r>
       <w:proofErr w:type="spellEnd"/>
       <w:r>
         <w:t>(</w:t>
       </w:r>
-      <w:proofErr w:type="gramEnd"/>
-      <w:r>
-        <w:t>b, k):</w:t>
-      </w:r>
-    </w:p>
-    <w:p>
-      <w:pPr>
-        <w:spacing w:after="0"/>
-        <w:contextualSpacing/>
-      </w:pPr>
-      <w:r>
-        <w:t xml:space="preserve">    count = 0</w:t>
-      </w:r>
-    </w:p>
-    <w:p>
-      <w:pPr>
-        <w:spacing w:after="0"/>
-        <w:contextualSpacing/>
-      </w:pPr>
-      <w:r>
-        <w:t xml:space="preserve">    </w:t>
-      </w:r>
-      <w:proofErr w:type="spellStart"/>
-      <w:r>
-        <w:t>freq</w:t>
-      </w:r>
-      <w:proofErr w:type="spellEnd"/>
-      <w:r>
-        <w:t xml:space="preserve"> = {}</w:t>
-      </w:r>
-    </w:p>
-    <w:p>
-      <w:pPr>
-        <w:spacing w:after="0"/>
-        <w:contextualSpacing/>
-      </w:pPr>
-      <w:r>
-        <w:t xml:space="preserve">    for j in range(len(b)):</w:t>
-      </w:r>
-    </w:p>
-    <w:p>
-      <w:pPr>
-        <w:spacing w:after="0"/>
-        <w:contextualSpacing/>
-      </w:pPr>
-      <w:r>
-        <w:t xml:space="preserve">        if b[j] - k in </w:t>
-      </w:r>
-      <w:proofErr w:type="spellStart"/>
-      <w:r>
-        <w:t>freq</w:t>
-      </w:r>
-      <w:proofErr w:type="spellEnd"/>
-      <w:r>
-        <w:t>:</w:t>
-      </w:r>
-    </w:p>
-    <w:p>
-      <w:pPr>
-        <w:spacing w:after="0"/>
-        <w:contextualSpacing/>
-      </w:pPr>
-      <w:r>
-        <w:t xml:space="preserve">            count += </w:t>
-      </w:r>
-      <w:proofErr w:type="spellStart"/>
-      <w:r>
-        <w:t>freq</w:t>
-      </w:r>
-      <w:proofErr w:type="spellEnd"/>
-      <w:r>
-        <w:t>[b[j] - k]</w:t>
-      </w:r>
-    </w:p>
-    <w:p>
-      <w:pPr>
-        <w:spacing w:after="0"/>
-        <w:contextualSpacing/>
-      </w:pPr>
-      <w:r>
-        <w:t xml:space="preserve">        if </w:t>
-      </w:r>
-      <w:proofErr w:type="gramStart"/>
-      <w:r>
-        <w:t>k !</w:t>
-      </w:r>
-      <w:proofErr w:type="gramEnd"/>
-      <w:r>
-        <w:t xml:space="preserve">= 0 and b[j] + k in </w:t>
-      </w:r>
-      <w:proofErr w:type="spellStart"/>
-      <w:r>
-        <w:t>freq</w:t>
-      </w:r>
-      <w:proofErr w:type="spellEnd"/>
-      <w:r>
-        <w:t>:  # to avoid double counting when k = 0</w:t>
-      </w:r>
-    </w:p>
-    <w:p>
-      <w:pPr>
-        <w:spacing w:after="0"/>
-        <w:contextualSpacing/>
-      </w:pPr>
-      <w:r>
-        <w:t xml:space="preserve">            count += </w:t>
-      </w:r>
-      <w:proofErr w:type="spellStart"/>
-      <w:r>
-        <w:t>freq</w:t>
-      </w:r>
-      <w:proofErr w:type="spellEnd"/>
-      <w:r>
-        <w:t>[b[j] + k]</w:t>
-      </w:r>
-    </w:p>
-    <w:p>
-      <w:pPr>
-        <w:spacing w:after="0"/>
-        <w:contextualSpacing/>
-      </w:pPr>
-      <w:r>
-        <w:t xml:space="preserve">        if b[j] in </w:t>
-      </w:r>
-      <w:proofErr w:type="spellStart"/>
-      <w:r>
-        <w:t>freq</w:t>
-      </w:r>
-      <w:proofErr w:type="spellEnd"/>
-      <w:r>
-        <w:t>:</w:t>
-      </w:r>
-    </w:p>
-    <w:p>
-      <w:pPr>
-        <w:spacing w:after="0"/>
-        <w:contextualSpacing/>
-      </w:pPr>
-      <w:r>
-        <w:t xml:space="preserve">            </w:t>
-      </w:r>
-      <w:proofErr w:type="spellStart"/>
-      <w:r>
-        <w:t>freq</w:t>
-      </w:r>
-      <w:proofErr w:type="spellEnd"/>
-      <w:r>
-        <w:t>[b[j]] += 1</w:t>
-      </w:r>
-    </w:p>
-    <w:p>
-      <w:pPr>
-        <w:spacing w:after="0"/>
-        <w:contextualSpacing/>
-      </w:pPr>
-      <w:r>
-        <w:t xml:space="preserve">        else:</w:t>
-      </w:r>
-    </w:p>
-    <w:p>
-      <w:pPr>
-        <w:spacing w:after="0"/>
-        <w:contextualSpacing/>
-      </w:pPr>
-      <w:r>
-        <w:t xml:space="preserve">            </w:t>
-      </w:r>
-      <w:proofErr w:type="spellStart"/>
-      <w:r>
-        <w:t>freq</w:t>
-      </w:r>
-      <w:proofErr w:type="spellEnd"/>
-      <w:r>
-        <w:t>[b[j]] = 1</w:t>
-      </w:r>
-    </w:p>
-    <w:p>
-      <w:pPr>
-        <w:spacing w:after="0"/>
-        <w:contextualSpacing/>
-      </w:pPr>
-      <w:r>
-        <w:t xml:space="preserve">    return count</w:t>
-      </w:r>
-    </w:p>
-    <w:p>
-      <w:pPr>
-        <w:spacing w:after="0"/>
-        <w:contextualSpacing/>
-      </w:pPr>
-    </w:p>
-    <w:p>
-      <w:pPr>
-        <w:spacing w:after="0"/>
-        <w:contextualSpacing/>
-      </w:pPr>
-    </w:p>
-    <w:p>
-      <w:pPr>
-        <w:spacing w:after="0"/>
-        <w:contextualSpacing/>
-      </w:pPr>
-    </w:p>
-    <w:p>
-      <w:pPr>
-        <w:pStyle w:val="Heading3"/>
-      </w:pPr>
-      <w:r>
-        <w:t>5]</w:t>
-      </w:r>
-      <w:r>
-        <w:t xml:space="preserve">Find Sum of </w:t>
-      </w:r>
-      <w:proofErr w:type="gramStart"/>
-      <w:r>
-        <w:t>Range  [</w:t>
-      </w:r>
-      <w:proofErr w:type="gramEnd"/>
-      <w:r>
-        <w:t>l……</w:t>
-      </w:r>
-      <w:proofErr w:type="gramStart"/>
-      <w:r>
-        <w:t>….r</w:t>
-      </w:r>
-      <w:proofErr w:type="gramEnd"/>
-      <w:r>
-        <w:t>] where(l&lt;=r) using Prefix sum. </w:t>
-      </w:r>
-    </w:p>
-    <w:p>
-      <w:pPr>
-        <w:spacing w:after="0"/>
-        <w:contextualSpacing/>
-      </w:pPr>
-    </w:p>
-    <w:p>
-      <w:pPr>
-        <w:spacing w:after="0"/>
-        <w:contextualSpacing/>
-      </w:pPr>
-      <w:r>
-        <w:rPr>
-          <w:b/>
-          <w:bCs/>
-        </w:rPr>
-        <w:t xml:space="preserve">Brute </w:t>
-      </w:r>
-      <w:proofErr w:type="gramStart"/>
-      <w:r>
-        <w:rPr>
-          <w:b/>
-          <w:bCs/>
-        </w:rPr>
-        <w:t>Force</w:t>
-      </w:r>
-      <w:r>
-        <w:t>:-</w:t>
-      </w:r>
-      <w:proofErr w:type="gramEnd"/>
-      <w:r>
-        <w:t xml:space="preserve"> For each l and r, start our i pointer from l and i will go till r and for each i, we will update our sum by doing sum = sum + arr[i]. Finally, print this sum.</w:t>
-      </w:r>
-    </w:p>
-    <w:p>
-      <w:pPr>
-        <w:spacing w:after="0"/>
-        <w:contextualSpacing/>
-      </w:pPr>
-      <w:r>
-        <w:t>Time Complexity - O(N*Q) </w:t>
-      </w:r>
-    </w:p>
-    <w:p>
-      <w:pPr>
-        <w:spacing w:after="0"/>
-        <w:contextualSpacing/>
-      </w:pPr>
-      <w:r>
-        <w:t xml:space="preserve">For each query of l and r, we will call this </w:t>
-      </w:r>
-      <w:proofErr w:type="spellStart"/>
-      <w:proofErr w:type="gramStart"/>
-      <w:r>
-        <w:t>getSum</w:t>
+      <w:proofErr w:type="spellStart"/>
+      <w:r>
+        <w:t>nums</w:t>
+      </w:r>
+      <w:proofErr w:type="spellEnd"/>
+      <w:r>
+        <w:t>):</w:t>
+      </w:r>
+    </w:p>
+    <w:p>
+      <w:pPr>
+        <w:spacing w:after="0"/>
+        <w:contextualSpacing/>
+      </w:pPr>
+      <w:r>
+        <w:t xml:space="preserve">    prefix = [0] * (</w:t>
+      </w:r>
+      <w:proofErr w:type="spellStart"/>
+      <w:r>
+        <w:t>len</w:t>
       </w:r>
       <w:proofErr w:type="spellEnd"/>
       <w:r>
         <w:t>(</w:t>
       </w:r>
-      <w:proofErr w:type="gramEnd"/>
-      <w:r>
-        <w:t>), so Time Complexity will be O(n*q) where, q is the size of queries array containing different l and r values.</w:t>
-      </w:r>
-    </w:p>
-    <w:p>
-      <w:pPr>
-        <w:spacing w:after="0"/>
-        <w:contextualSpacing/>
-      </w:pPr>
-    </w:p>
-    <w:p>
-      <w:pPr>
-        <w:spacing w:after="0"/>
-        <w:contextualSpacing/>
-      </w:pPr>
-      <w:r>
-        <w:t xml:space="preserve">Space Complexity - </w:t>
-      </w:r>
-      <w:proofErr w:type="gramStart"/>
-      <w:r>
-        <w:t>O(</w:t>
-      </w:r>
-      <w:proofErr w:type="gramEnd"/>
-      <w:r>
-        <w:t>1)</w:t>
-      </w:r>
-    </w:p>
-    <w:p>
-      <w:pPr>
-        <w:spacing w:after="0"/>
-        <w:contextualSpacing/>
-      </w:pPr>
-    </w:p>
-    <w:p>
-      <w:pPr>
-        <w:spacing w:after="0"/>
-        <w:contextualSpacing/>
-      </w:pPr>
-      <w:r>
-        <w:rPr>
-          <w:b/>
-          <w:bCs/>
-        </w:rPr>
-        <w:t xml:space="preserve">Optimised </w:t>
-      </w:r>
-      <w:proofErr w:type="gramStart"/>
-      <w:r>
-        <w:rPr>
-          <w:b/>
-          <w:bCs/>
-        </w:rPr>
-        <w:t>Approach:-</w:t>
-      </w:r>
-      <w:proofErr w:type="gramEnd"/>
-      <w:r>
-        <w:rPr>
-          <w:b/>
-          <w:bCs/>
-        </w:rPr>
-        <w:t xml:space="preserve"> </w:t>
-      </w:r>
-      <w:r>
-        <w:t>For given array, construct a prefix array of size n, and prefix[i] = prefix[i-1] + arr[i]. After creating this prefix Array.</w:t>
-      </w:r>
-    </w:p>
-    <w:p>
-      <w:pPr>
-        <w:spacing w:after="0"/>
-        <w:contextualSpacing/>
-      </w:pPr>
-    </w:p>
-    <w:p>
-      <w:pPr>
-        <w:spacing w:after="0"/>
-        <w:contextualSpacing/>
-      </w:pPr>
-      <w:r>
-        <w:t>For any given l and r, </w:t>
-      </w:r>
-    </w:p>
-    <w:p>
-      <w:pPr>
-        <w:spacing w:after="0"/>
-        <w:contextualSpacing/>
-        <w:rPr>
-          <w:b/>
-          <w:bCs/>
-        </w:rPr>
-      </w:pPr>
-      <w:r>
-        <w:rPr>
-          <w:b/>
-          <w:bCs/>
-        </w:rPr>
-        <w:t>Sum of the elements in arr in the Range of [l … r] = Prefix[r] - prefix[l-1]</w:t>
-      </w:r>
-    </w:p>
-    <w:p>
-      <w:pPr>
-        <w:spacing w:after="0"/>
-        <w:contextualSpacing/>
-        <w:rPr>
-          <w:b/>
-          <w:bCs/>
-        </w:rPr>
+      <w:proofErr w:type="spellStart"/>
+      <w:r>
+        <w:t>nums</w:t>
+      </w:r>
+      <w:proofErr w:type="spellEnd"/>
+      <w:r>
+        <w:t>) + 1)</w:t>
+      </w:r>
+    </w:p>
+    <w:p>
+      <w:pPr>
+        <w:spacing w:after="0"/>
+        <w:contextualSpacing/>
+      </w:pPr>
+      <w:r>
+        <w:t xml:space="preserve">    for i in range(1, </w:t>
+      </w:r>
+      <w:proofErr w:type="spellStart"/>
+      <w:r>
+        <w:t>len</w:t>
+      </w:r>
+      <w:proofErr w:type="spellEnd"/>
+      <w:r>
+        <w:t>(</w:t>
+      </w:r>
+      <w:proofErr w:type="spellStart"/>
+      <w:r>
+        <w:t>nums</w:t>
+      </w:r>
+      <w:proofErr w:type="spellEnd"/>
+      <w:r>
+        <w:t>) + 1):</w:t>
+      </w:r>
+    </w:p>
+    <w:p>
+      <w:pPr>
+        <w:spacing w:after="0"/>
+        <w:contextualSpacing/>
+      </w:pPr>
+      <w:r>
+        <w:t xml:space="preserve">        prefix[i] = prefix[i - 1] + </w:t>
+      </w:r>
+      <w:proofErr w:type="spellStart"/>
+      <w:r>
+        <w:t>nums</w:t>
+      </w:r>
+      <w:proofErr w:type="spellEnd"/>
+      <w:r>
+        <w:t>[i - 1]</w:t>
+      </w:r>
+    </w:p>
+    <w:p>
+      <w:pPr>
+        <w:spacing w:after="0"/>
+        <w:contextualSpacing/>
+      </w:pPr>
+      <w:r>
+        <w:t xml:space="preserve">    return prefix</w:t>
+      </w:r>
+    </w:p>
+    <w:p>
+      <w:pPr>
+        <w:spacing w:after="0"/>
+        <w:contextualSpacing/>
+      </w:pPr>
+    </w:p>
+    <w:p>
+      <w:pPr>
+        <w:spacing w:after="0"/>
+        <w:contextualSpacing/>
       </w:pPr>
     </w:p>
     <w:p>
@@ -1556,154 +1456,20 @@
       </w:r>
       <w:proofErr w:type="spellStart"/>
       <w:r>
-        <w:t>prefix_sum</w:t>
-      </w:r>
-      <w:proofErr w:type="spellEnd"/>
-      <w:r>
-        <w:t>(</w:t>
-      </w:r>
-      <w:proofErr w:type="spellStart"/>
-      <w:r>
-        <w:t>nums</w:t>
-      </w:r>
-      <w:proofErr w:type="spellEnd"/>
-      <w:r>
-        <w:t>):</w:t>
-      </w:r>
-    </w:p>
-    <w:p>
-      <w:pPr>
-        <w:spacing w:after="0"/>
-        <w:contextualSpacing/>
-      </w:pPr>
-      <w:r>
-        <w:t xml:space="preserve">    prefix = [0] * (len(</w:t>
-      </w:r>
-      <w:proofErr w:type="spellStart"/>
-      <w:r>
-        <w:t>nums</w:t>
-      </w:r>
-      <w:proofErr w:type="spellEnd"/>
-      <w:r>
-        <w:t>) + 1)</w:t>
-      </w:r>
-    </w:p>
-    <w:p>
-      <w:pPr>
-        <w:spacing w:after="0"/>
-        <w:contextualSpacing/>
-      </w:pPr>
-      <w:r>
-        <w:t xml:space="preserve">    for i in </w:t>
-      </w:r>
-      <w:proofErr w:type="gramStart"/>
-      <w:r>
-        <w:t>range(</w:t>
-      </w:r>
-      <w:proofErr w:type="gramEnd"/>
-      <w:r>
-        <w:t>1, len(</w:t>
-      </w:r>
-      <w:proofErr w:type="spellStart"/>
-      <w:r>
-        <w:t>nums</w:t>
-      </w:r>
-      <w:proofErr w:type="spellEnd"/>
-      <w:r>
-        <w:t>) + 1):</w:t>
-      </w:r>
-    </w:p>
-    <w:p>
-      <w:pPr>
-        <w:spacing w:after="0"/>
-        <w:contextualSpacing/>
-      </w:pPr>
-      <w:r>
-        <w:t xml:space="preserve">        prefix[i] = </w:t>
-      </w:r>
-      <w:proofErr w:type="gramStart"/>
-      <w:r>
-        <w:t>prefix[</w:t>
-      </w:r>
-      <w:proofErr w:type="gramEnd"/>
-      <w:r>
-        <w:t xml:space="preserve">i - 1] + </w:t>
-      </w:r>
-      <w:proofErr w:type="spellStart"/>
-      <w:proofErr w:type="gramStart"/>
-      <w:r>
-        <w:t>nums</w:t>
-      </w:r>
-      <w:proofErr w:type="spellEnd"/>
-      <w:r>
-        <w:t>[</w:t>
-      </w:r>
-      <w:proofErr w:type="gramEnd"/>
-      <w:r>
-        <w:t>i - 1]</w:t>
-      </w:r>
-    </w:p>
-    <w:p>
-      <w:pPr>
-        <w:spacing w:after="0"/>
-        <w:contextualSpacing/>
-      </w:pPr>
-      <w:r>
-        <w:t xml:space="preserve">    return prefix</w:t>
-      </w:r>
-    </w:p>
-    <w:p>
-      <w:pPr>
-        <w:spacing w:after="0"/>
-        <w:contextualSpacing/>
-      </w:pPr>
-    </w:p>
-    <w:p>
-      <w:pPr>
-        <w:spacing w:after="0"/>
-        <w:contextualSpacing/>
-      </w:pPr>
-    </w:p>
-    <w:p>
-      <w:pPr>
-        <w:spacing w:after="0"/>
-        <w:contextualSpacing/>
-      </w:pPr>
-      <w:r>
-        <w:t xml:space="preserve">def </w:t>
-      </w:r>
-      <w:proofErr w:type="spellStart"/>
-      <w:r>
-        <w:t>optimized_</w:t>
-      </w:r>
-      <w:proofErr w:type="gramStart"/>
-      <w:r>
-        <w:t>sum</w:t>
-      </w:r>
-      <w:proofErr w:type="spellEnd"/>
-      <w:r>
-        <w:t>(</w:t>
-      </w:r>
-      <w:proofErr w:type="gramEnd"/>
-      <w:r>
-        <w:t>prefix, l, r):</w:t>
-      </w:r>
-    </w:p>
-    <w:p>
-      <w:pPr>
-        <w:spacing w:after="0"/>
-        <w:contextualSpacing/>
-      </w:pPr>
-      <w:r>
-        <w:t xml:space="preserve">    return prefix[r] - </w:t>
-      </w:r>
-      <w:proofErr w:type="gramStart"/>
-      <w:r>
-        <w:t>prefix[</w:t>
-      </w:r>
-      <w:proofErr w:type="gramEnd"/>
-      <w:r>
-        <w:t>l - 1]</w:t>
+        <w:t>optimized_sum</w:t>
+      </w:r>
+      <w:proofErr w:type="spellEnd"/>
+      <w:r>
+        <w:t>(prefix, l, r):</w:t>
+      </w:r>
+    </w:p>
+    <w:p>
+      <w:pPr>
+        <w:spacing w:after="0"/>
+        <w:contextualSpacing/>
+      </w:pPr>
+      <w:r>
+        <w:t xml:space="preserve">    return prefix[r] - prefix[l - 1]</w:t>
       </w:r>
     </w:p>
     <w:p>
@@ -1724,55 +1490,19 @@
         <w:rPr>
           <w:color w:val="00B050"/>
         </w:rPr>
-        <w:t xml:space="preserve">here </w:t>
-      </w:r>
-      <w:proofErr w:type="gramStart"/>
+        <w:t>here prefix[</w:t>
+      </w:r>
       <w:r>
         <w:rPr>
           <w:color w:val="00B050"/>
         </w:rPr>
-        <w:t>prefix[</w:t>
-      </w:r>
-      <w:proofErr w:type="gramEnd"/>
+        <w:t>0</w:t>
+      </w:r>
       <w:r>
         <w:rPr>
           <w:color w:val="00B050"/>
         </w:rPr>
-        <w:t>0</w:t>
-      </w:r>
-      <w:r>
-        <w:rPr>
-          <w:color w:val="00B050"/>
-        </w:rPr>
-        <w:t xml:space="preserve">] will remain 0, </w:t>
-      </w:r>
-      <w:proofErr w:type="gramStart"/>
-      <w:r>
-        <w:rPr>
-          <w:color w:val="00B050"/>
-        </w:rPr>
-        <w:t>arr[</w:t>
-      </w:r>
-      <w:proofErr w:type="gramEnd"/>
-      <w:r>
-        <w:rPr>
-          <w:color w:val="00B050"/>
-        </w:rPr>
-        <w:t xml:space="preserve">0] will be stored in </w:t>
-      </w:r>
-      <w:proofErr w:type="gramStart"/>
-      <w:r>
-        <w:rPr>
-          <w:color w:val="00B050"/>
-        </w:rPr>
-        <w:t>prefix[</w:t>
-      </w:r>
-      <w:proofErr w:type="gramEnd"/>
-      <w:r>
-        <w:rPr>
-          <w:color w:val="00B050"/>
-        </w:rPr>
-        <w:t xml:space="preserve">1], because we are using users l and r value to fetch </w:t>
+        <w:t xml:space="preserve">] will remain 0, arr[0] will be stored in prefix[1], because we are using users l and r value to fetch </w:t>
       </w:r>
       <w:r>
         <w:rPr>
@@ -1870,15 +1600,7 @@
         <w:t xml:space="preserve"> </w:t>
       </w:r>
       <w:r>
-        <w:t>Find count of number of subarrays with sum =</w:t>
-      </w:r>
-      <w:proofErr w:type="gramStart"/>
-      <w:r>
-        <w:t>=  k</w:t>
-      </w:r>
-      <w:proofErr w:type="gramEnd"/>
-      <w:r>
-        <w:t> </w:t>
+        <w:t>Find count of number of subarrays with sum ==  k </w:t>
       </w:r>
     </w:p>
     <w:p>
@@ -1898,31 +1620,10 @@
           <w:bCs/>
           <w:u w:val="single"/>
         </w:rPr>
-        <w:t xml:space="preserve">Brute force approach </w:t>
-      </w:r>
-      <w:proofErr w:type="gramStart"/>
-      <w:r>
-        <w:rPr>
-          <w:b/>
-          <w:bCs/>
-          <w:u w:val="single"/>
-        </w:rPr>
-        <w:t>1</w:t>
-      </w:r>
-      <w:r>
-        <w:t>:-</w:t>
-      </w:r>
-      <w:proofErr w:type="gramEnd"/>
-      <w:r>
-        <w:t xml:space="preserve"> For Every Index j, </w:t>
-      </w:r>
-      <w:proofErr w:type="gramStart"/>
-      <w:r>
-        <w:t>We</w:t>
-      </w:r>
-      <w:proofErr w:type="gramEnd"/>
-      <w:r>
-        <w:t xml:space="preserve"> will count the number of Valid Subarrays which have Sum as K and Ending at index j.</w:t>
+        <w:t>Brute force approach 1</w:t>
+      </w:r>
+      <w:r>
+        <w:t>:- For Every Index j, We will count the number of Valid Subarrays which have Sum as K and Ending at index j.</w:t>
       </w:r>
     </w:p>
     <w:p>
@@ -1971,15 +1672,7 @@
         <w:t>Use backward iteration, sum+=arr[</w:t>
       </w:r>
       <w:r>
-        <w:t xml:space="preserve">i], sum==k? </w:t>
-      </w:r>
-      <w:proofErr w:type="gramStart"/>
-      <w:r>
-        <w:t>,count</w:t>
-      </w:r>
-      <w:proofErr w:type="gramEnd"/>
-      <w:r>
-        <w:t>++</w:t>
+        <w:t>i], sum==k? ,count++</w:t>
       </w:r>
     </w:p>
     <w:p>
@@ -2009,15 +1702,7 @@
         <w:contextualSpacing/>
       </w:pPr>
       <w:r>
-        <w:t xml:space="preserve">Space Complexity - </w:t>
-      </w:r>
-      <w:proofErr w:type="gramStart"/>
-      <w:r>
-        <w:t>O(</w:t>
-      </w:r>
-      <w:proofErr w:type="gramEnd"/>
-      <w:r>
-        <w:t>1)</w:t>
+        <w:t>Space Complexity - O(1)</w:t>
       </w:r>
     </w:p>
     <w:p>
@@ -2086,83 +1771,56 @@
         <w:rPr>
           <w:u w:val="single"/>
         </w:rPr>
-        <w:t xml:space="preserve">upon landing in j in prefix array, iterate backwards </w:t>
-      </w:r>
-      <w:proofErr w:type="gramStart"/>
-      <w:r>
-        <w:rPr>
+        <w:t>upon landing in j in prefix array, iterate backwards too see if p[i]-k is present</w:t>
+      </w:r>
+    </w:p>
+    <w:p>
+      <w:pPr>
+        <w:spacing w:after="0"/>
+        <w:contextualSpacing/>
+      </w:pPr>
+      <w:r>
+        <w:br/>
+      </w:r>
+    </w:p>
+    <w:p>
+      <w:pPr>
+        <w:spacing w:after="0"/>
+        <w:contextualSpacing/>
+      </w:pPr>
+      <w:r>
+        <w:t>Time Complexity - O(N*N)</w:t>
+      </w:r>
+    </w:p>
+    <w:p>
+      <w:pPr>
+        <w:spacing w:after="0"/>
+        <w:contextualSpacing/>
+      </w:pPr>
+      <w:r>
+        <w:t>Space Complexity - O(N)</w:t>
+      </w:r>
+    </w:p>
+    <w:p>
+      <w:pPr>
+        <w:spacing w:after="0"/>
+        <w:contextualSpacing/>
+      </w:pPr>
+    </w:p>
+    <w:p>
+      <w:pPr>
+        <w:spacing w:after="0"/>
+      </w:pPr>
+      <w:r>
+        <w:rPr>
+          <w:b/>
+          <w:bCs/>
           <w:u w:val="single"/>
         </w:rPr>
-        <w:t>too</w:t>
-      </w:r>
-      <w:proofErr w:type="gramEnd"/>
-      <w:r>
-        <w:rPr>
-          <w:u w:val="single"/>
-        </w:rPr>
-        <w:t xml:space="preserve"> see if p[i]-k is present</w:t>
-      </w:r>
-    </w:p>
-    <w:p>
-      <w:pPr>
-        <w:spacing w:after="0"/>
-        <w:contextualSpacing/>
-      </w:pPr>
-      <w:r>
-        <w:br/>
-      </w:r>
-    </w:p>
-    <w:p>
-      <w:pPr>
-        <w:spacing w:after="0"/>
-        <w:contextualSpacing/>
-      </w:pPr>
-      <w:r>
-        <w:t>Time Complexity - O(N*N)</w:t>
-      </w:r>
-    </w:p>
-    <w:p>
-      <w:pPr>
-        <w:spacing w:after="0"/>
-        <w:contextualSpacing/>
-      </w:pPr>
-      <w:r>
-        <w:t>Space Complexity - O(N)</w:t>
-      </w:r>
-    </w:p>
-    <w:p>
-      <w:pPr>
-        <w:spacing w:after="0"/>
-        <w:contextualSpacing/>
-      </w:pPr>
-    </w:p>
-    <w:p>
-      <w:pPr>
-        <w:spacing w:after="0"/>
-      </w:pPr>
-      <w:r>
-        <w:rPr>
-          <w:b/>
-          <w:bCs/>
-          <w:u w:val="single"/>
-        </w:rPr>
-        <w:t xml:space="preserve">Optimised </w:t>
-      </w:r>
-      <w:proofErr w:type="gramStart"/>
-      <w:r>
-        <w:rPr>
-          <w:b/>
-          <w:bCs/>
-          <w:u w:val="single"/>
-        </w:rPr>
-        <w:t>Approach</w:t>
-      </w:r>
-      <w:r>
-        <w:t>:-</w:t>
-      </w:r>
-      <w:proofErr w:type="gramEnd"/>
-      <w:r>
-        <w:t xml:space="preserve"> Maintain the Prefix sum array and for every index J we will calculate X which will be equal to sum of elements till index j - k (X = P[j]-k). Now, do </w:t>
+        <w:t>Optimised Approach</w:t>
+      </w:r>
+      <w:r>
+        <w:t xml:space="preserve">:- Maintain the Prefix sum array and for every index J we will calculate X which will be equal to sum of elements till index j - k (X = P[j]-k). Now, do </w:t>
       </w:r>
       <w:proofErr w:type="spellStart"/>
       <w:r>
@@ -2236,18 +1894,13 @@
       </w:r>
       <w:proofErr w:type="spellStart"/>
       <w:r>
-        <w:t>count_subarrays_</w:t>
-      </w:r>
-      <w:proofErr w:type="gramStart"/>
-      <w:r>
-        <w:t>optimized</w:t>
+        <w:t>count_subarrays_optimized</w:t>
       </w:r>
       <w:proofErr w:type="spellEnd"/>
       <w:r>
         <w:t>(</w:t>
       </w:r>
       <w:proofErr w:type="spellStart"/>
-      <w:proofErr w:type="gramEnd"/>
       <w:r>
         <w:t>arr</w:t>
       </w:r>
@@ -2285,7 +1938,15 @@
       </w:r>
       <w:proofErr w:type="spellEnd"/>
       <w:r>
-        <w:t xml:space="preserve"> = defaultdict(int)</w:t>
+        <w:t xml:space="preserve"> = </w:t>
+      </w:r>
+      <w:proofErr w:type="spellStart"/>
+      <w:r>
+        <w:t>defaultdict</w:t>
+      </w:r>
+      <w:proofErr w:type="spellEnd"/>
+      <w:r>
+        <w:t>(int)</w:t>
       </w:r>
     </w:p>
     <w:p>
@@ -2330,111 +1991,98 @@
       </w:r>
       <w:proofErr w:type="spellStart"/>
       <w:r>
-        <w:t>prefix_sum_</w:t>
-      </w:r>
-      <w:proofErr w:type="gramStart"/>
-      <w:r>
-        <w:t>count</w:t>
+        <w:t>prefix_sum_count</w:t>
+      </w:r>
+      <w:proofErr w:type="spellEnd"/>
+      <w:r>
+        <w:t>[0] = 1</w:t>
+      </w:r>
+    </w:p>
+    <w:p>
+      <w:pPr>
+        <w:spacing w:after="0"/>
+        <w:contextualSpacing/>
+      </w:pPr>
+    </w:p>
+    <w:p>
+      <w:pPr>
+        <w:spacing w:after="0"/>
+        <w:contextualSpacing/>
+      </w:pPr>
+      <w:r>
+        <w:t xml:space="preserve">    for num in arr:</w:t>
+      </w:r>
+    </w:p>
+    <w:p>
+      <w:pPr>
+        <w:spacing w:after="0"/>
+        <w:contextualSpacing/>
+      </w:pPr>
+      <w:r>
+        <w:t xml:space="preserve">        </w:t>
+      </w:r>
+      <w:proofErr w:type="spellStart"/>
+      <w:r>
+        <w:t>current_sum</w:t>
+      </w:r>
+      <w:proofErr w:type="spellEnd"/>
+      <w:r>
+        <w:t xml:space="preserve"> += </w:t>
+      </w:r>
+      <w:proofErr w:type="spellStart"/>
+      <w:r>
+        <w:t>num</w:t>
+      </w:r>
+      <w:proofErr w:type="spellEnd"/>
+    </w:p>
+    <w:p>
+      <w:pPr>
+        <w:spacing w:after="0"/>
+        <w:contextualSpacing/>
+      </w:pPr>
+    </w:p>
+    <w:p>
+      <w:pPr>
+        <w:spacing w:after="0"/>
+        <w:contextualSpacing/>
+      </w:pPr>
+      <w:r>
+        <w:t xml:space="preserve">        if (</w:t>
+      </w:r>
+      <w:proofErr w:type="spellStart"/>
+      <w:r>
+        <w:t>current_sum</w:t>
+      </w:r>
+      <w:proofErr w:type="spellEnd"/>
+      <w:r>
+        <w:t xml:space="preserve"> - k) in </w:t>
+      </w:r>
+      <w:proofErr w:type="spellStart"/>
+      <w:r>
+        <w:t>prefix_sum_count</w:t>
+      </w:r>
+      <w:proofErr w:type="spellEnd"/>
+      <w:r>
+        <w:t>:</w:t>
+      </w:r>
+    </w:p>
+    <w:p>
+      <w:pPr>
+        <w:spacing w:after="0"/>
+        <w:contextualSpacing/>
+      </w:pPr>
+      <w:r>
+        <w:t xml:space="preserve">            count += </w:t>
+      </w:r>
+      <w:proofErr w:type="spellStart"/>
+      <w:r>
+        <w:t>prefix_sum_count</w:t>
       </w:r>
       <w:proofErr w:type="spellEnd"/>
       <w:r>
         <w:t>[</w:t>
       </w:r>
-      <w:proofErr w:type="gramEnd"/>
-      <w:r>
-        <w:t>0] = 1</w:t>
-      </w:r>
-    </w:p>
-    <w:p>
-      <w:pPr>
-        <w:spacing w:after="0"/>
-        <w:contextualSpacing/>
-      </w:pPr>
-    </w:p>
-    <w:p>
-      <w:pPr>
-        <w:spacing w:after="0"/>
-        <w:contextualSpacing/>
-      </w:pPr>
-      <w:r>
-        <w:t xml:space="preserve">    for num in arr:</w:t>
-      </w:r>
-    </w:p>
-    <w:p>
-      <w:pPr>
-        <w:spacing w:after="0"/>
-        <w:contextualSpacing/>
-      </w:pPr>
-      <w:r>
-        <w:t xml:space="preserve">        </w:t>
-      </w:r>
-      <w:proofErr w:type="spellStart"/>
-      <w:r>
-        <w:t>current_sum</w:t>
-      </w:r>
-      <w:proofErr w:type="spellEnd"/>
-      <w:r>
-        <w:t xml:space="preserve"> += </w:t>
-      </w:r>
-      <w:proofErr w:type="spellStart"/>
-      <w:r>
-        <w:t>num</w:t>
-      </w:r>
-      <w:proofErr w:type="spellEnd"/>
-    </w:p>
-    <w:p>
-      <w:pPr>
-        <w:spacing w:after="0"/>
-        <w:contextualSpacing/>
-      </w:pPr>
-    </w:p>
-    <w:p>
-      <w:pPr>
-        <w:spacing w:after="0"/>
-        <w:contextualSpacing/>
-      </w:pPr>
-      <w:r>
-        <w:t xml:space="preserve">        if (</w:t>
-      </w:r>
-      <w:proofErr w:type="spellStart"/>
-      <w:r>
-        <w:t>current_sum</w:t>
-      </w:r>
-      <w:proofErr w:type="spellEnd"/>
-      <w:r>
-        <w:t xml:space="preserve"> - k) in </w:t>
-      </w:r>
-      <w:proofErr w:type="spellStart"/>
-      <w:r>
-        <w:t>prefix_sum_count</w:t>
-      </w:r>
-      <w:proofErr w:type="spellEnd"/>
-      <w:r>
-        <w:t>:</w:t>
-      </w:r>
-    </w:p>
-    <w:p>
-      <w:pPr>
-        <w:spacing w:after="0"/>
-        <w:contextualSpacing/>
-      </w:pPr>
-      <w:r>
-        <w:t xml:space="preserve">            count += </w:t>
-      </w:r>
-      <w:proofErr w:type="spellStart"/>
-      <w:r>
-        <w:t>prefix_sum_</w:t>
-      </w:r>
-      <w:proofErr w:type="gramStart"/>
-      <w:r>
-        <w:t>count</w:t>
-      </w:r>
-      <w:proofErr w:type="spellEnd"/>
-      <w:r>
-        <w:t>[</w:t>
-      </w:r>
-      <w:proofErr w:type="spellStart"/>
-      <w:proofErr w:type="gramEnd"/>
+      <w:proofErr w:type="spellStart"/>
       <w:r>
         <w:t>current_sum</w:t>
       </w:r>
@@ -2603,44 +2251,20 @@
         <w:spacing w:after="0"/>
       </w:pPr>
       <w:r>
-        <w:t xml:space="preserve">Brute Force </w:t>
-      </w:r>
-      <w:proofErr w:type="gramStart"/>
-      <w:r>
-        <w:t>Approach:-</w:t>
-      </w:r>
-      <w:proofErr w:type="gramEnd"/>
-      <w:r>
-        <w:t xml:space="preserve"> We will use 2 Nested for loop and where i will start from index 1 and it will end at index N. similarly J will start from i it will end at N and I </w:t>
-      </w:r>
-      <w:proofErr w:type="gramStart"/>
-      <w:r>
-        <w:t>denotes</w:t>
-      </w:r>
-      <w:proofErr w:type="gramEnd"/>
-      <w:r>
-        <w:t xml:space="preserve"> the starting point of any subarray and J will denote the ending point of any subarray. </w:t>
-      </w:r>
-    </w:p>
-    <w:p>
-      <w:pPr>
-        <w:spacing w:after="0"/>
-      </w:pPr>
-    </w:p>
-    <w:p>
-      <w:pPr>
-        <w:spacing w:after="0"/>
-      </w:pPr>
-      <w:r>
-        <w:t xml:space="preserve">Now we will check if the sum of the elements present in the current sub array is equal to </w:t>
-      </w:r>
-      <w:proofErr w:type="gramStart"/>
-      <w:r>
-        <w:t>K</w:t>
-      </w:r>
-      <w:proofErr w:type="gramEnd"/>
-      <w:r>
-        <w:t xml:space="preserve"> we will update the maximum length with the current sub array's length</w:t>
+        <w:t>Brute Force Approach:- We will use 2 Nested for loop and where i will start from index 1 and it will end at index N. similarly J will start from i it will end at N and I denotes the starting point of any subarray and J will denote the ending point of any subarray. </w:t>
+      </w:r>
+    </w:p>
+    <w:p>
+      <w:pPr>
+        <w:spacing w:after="0"/>
+      </w:pPr>
+    </w:p>
+    <w:p>
+      <w:pPr>
+        <w:spacing w:after="0"/>
+      </w:pPr>
+      <w:r>
+        <w:t>Now we will check if the sum of the elements present in the current sub array is equal to K we will update the maximum length with the current sub array's length</w:t>
       </w:r>
     </w:p>
     <w:p>
@@ -2658,22 +2282,10 @@
           <w:bCs/>
         </w:rPr>
         <w:lastRenderedPageBreak/>
-        <w:t xml:space="preserve">Optimised </w:t>
-      </w:r>
-      <w:proofErr w:type="gramStart"/>
-      <w:r>
-        <w:rPr>
-          <w:b/>
-          <w:bCs/>
-        </w:rPr>
-        <w:t>Approach</w:t>
-      </w:r>
-      <w:r>
-        <w:t>:-</w:t>
-      </w:r>
-      <w:proofErr w:type="gramEnd"/>
-      <w:r>
-        <w:t xml:space="preserve"> Use the </w:t>
+        <w:t>Optimised Approach</w:t>
+      </w:r>
+      <w:r>
+        <w:t xml:space="preserve">:- Use the </w:t>
       </w:r>
       <w:proofErr w:type="spellStart"/>
       <w:r>
@@ -2681,15 +2293,7 @@
       </w:r>
       <w:proofErr w:type="spellEnd"/>
       <w:r>
-        <w:t xml:space="preserve"> and for every j, we will calculate i using formula p[i-1] = p[j] - k. Now we will check in map for the index where p[i-1] has come. We will calculate current Length using j-i+1 and compare this length with Max and Min length and </w:t>
-      </w:r>
-      <w:proofErr w:type="gramStart"/>
-      <w:r>
-        <w:t>Update</w:t>
-      </w:r>
-      <w:proofErr w:type="gramEnd"/>
-      <w:r>
-        <w:t xml:space="preserve"> them if necessary.</w:t>
+        <w:t xml:space="preserve"> and for every j, we will calculate i using formula p[i-1] = p[j] - k. Now we will check in map for the index where p[i-1] has come. We will calculate current Length using j-i+1 and compare this length with Max and Min length and Update them if necessary.</w:t>
       </w:r>
     </w:p>
     <w:p>
@@ -2703,15 +2307,7 @@
         <w:contextualSpacing/>
       </w:pPr>
       <w:r>
-        <w:t>def largest_subarray_sum_</w:t>
-      </w:r>
-      <w:proofErr w:type="gramStart"/>
-      <w:r>
-        <w:t>k(</w:t>
-      </w:r>
-      <w:proofErr w:type="gramEnd"/>
-      <w:r>
-        <w:t>arr, k):</w:t>
+        <w:t>def largest_subarray_sum_k(arr, k):</w:t>
       </w:r>
     </w:p>
     <w:p>
@@ -2802,28 +2398,15 @@
       </w:r>
       <w:proofErr w:type="spellEnd"/>
       <w:r>
-        <w:t xml:space="preserve"> = </w:t>
-      </w:r>
-      <w:proofErr w:type="gramStart"/>
-      <w:r>
-        <w:t>max(</w:t>
-      </w:r>
-      <w:proofErr w:type="spellStart"/>
-      <w:proofErr w:type="gramEnd"/>
+        <w:t xml:space="preserve"> = max(</w:t>
+      </w:r>
+      <w:proofErr w:type="spellStart"/>
       <w:r>
         <w:t>max_len</w:t>
       </w:r>
       <w:proofErr w:type="spellEnd"/>
       <w:r>
-        <w:t>, i - first_</w:t>
-      </w:r>
-      <w:proofErr w:type="gramStart"/>
-      <w:r>
-        <w:t>seen[</w:t>
-      </w:r>
-      <w:proofErr w:type="gramEnd"/>
-      <w:r>
-        <w:t>prefix_sum - k])</w:t>
+        <w:t>, i - first_seen[prefix_sum - k])</w:t>
       </w:r>
     </w:p>
     <w:p>
@@ -2892,18 +2475,13 @@
       </w:r>
       <w:proofErr w:type="spellStart"/>
       <w:r>
-        <w:t>smallest_subarray_sum_</w:t>
-      </w:r>
-      <w:proofErr w:type="gramStart"/>
-      <w:r>
-        <w:t>k</w:t>
+        <w:t>smallest_subarray_sum_k</w:t>
       </w:r>
       <w:proofErr w:type="spellEnd"/>
       <w:r>
         <w:t>(</w:t>
       </w:r>
       <w:proofErr w:type="spellStart"/>
-      <w:proofErr w:type="gramEnd"/>
       <w:r>
         <w:t>arr</w:t>
       </w:r>
@@ -3016,14 +2594,9 @@
       </w:r>
       <w:proofErr w:type="spellEnd"/>
       <w:r>
-        <w:t xml:space="preserve"> = </w:t>
-      </w:r>
-      <w:proofErr w:type="gramStart"/>
-      <w:r>
-        <w:t>min(</w:t>
-      </w:r>
-      <w:proofErr w:type="spellStart"/>
-      <w:proofErr w:type="gramEnd"/>
+        <w:t xml:space="preserve"> = min(</w:t>
+      </w:r>
+      <w:proofErr w:type="spellStart"/>
       <w:r>
         <w:t>min_len</w:t>
       </w:r>
@@ -3033,18 +2606,13 @@
       </w:r>
       <w:proofErr w:type="spellStart"/>
       <w:r>
-        <w:t>last_</w:t>
-      </w:r>
-      <w:proofErr w:type="gramStart"/>
-      <w:r>
-        <w:t>seen</w:t>
+        <w:t>last_seen</w:t>
       </w:r>
       <w:proofErr w:type="spellEnd"/>
       <w:r>
         <w:t>[</w:t>
       </w:r>
       <w:proofErr w:type="spellStart"/>
-      <w:proofErr w:type="gramEnd"/>
       <w:r>
         <w:t>prefix_sum</w:t>
       </w:r>
@@ -3159,15 +2727,7 @@
         <w:spacing w:after="0"/>
       </w:pPr>
       <w:r>
-        <w:t xml:space="preserve">Brute Force </w:t>
-      </w:r>
-      <w:proofErr w:type="gramStart"/>
-      <w:r>
-        <w:t>Approach:-</w:t>
-      </w:r>
-      <w:proofErr w:type="gramEnd"/>
-      <w:r>
-        <w:t xml:space="preserve"> Use 2 Nested For loops, i will denote starting point of subarray and j will denote point of subarray, now we will check if sum of elements of current subarray is equal to k, we will compare its length with </w:t>
+        <w:t xml:space="preserve">Brute Force Approach:- Use 2 Nested For loops, i will denote starting point of subarray and j will denote point of subarray, now we will check if sum of elements of current subarray is equal to k, we will compare its length with </w:t>
       </w:r>
       <w:proofErr w:type="spellStart"/>
       <w:r>
@@ -3201,44 +2761,20 @@
         <w:spacing w:after="0"/>
       </w:pPr>
       <w:r>
-        <w:t xml:space="preserve">Optimised </w:t>
-      </w:r>
-      <w:proofErr w:type="gramStart"/>
-      <w:r>
-        <w:t>Approach:-</w:t>
-      </w:r>
-      <w:proofErr w:type="gramEnd"/>
-      <w:r>
-        <w:t xml:space="preserve"> First Calculate size of </w:t>
-      </w:r>
-      <w:proofErr w:type="gramStart"/>
-      <w:r>
-        <w:t>Largest</w:t>
-      </w:r>
-      <w:proofErr w:type="gramEnd"/>
-      <w:r>
-        <w:t xml:space="preserve"> subarray and Smallest Subarray with sum of Elements as k using Maps. Now, just calculate the count of those subarrays which have size as calculated above and sum of elements as k.</w:t>
-      </w:r>
-    </w:p>
-    <w:p>
-      <w:pPr>
-        <w:spacing w:after="0"/>
-      </w:pPr>
-    </w:p>
-    <w:p>
-      <w:pPr>
-        <w:spacing w:after="0"/>
-      </w:pPr>
-      <w:r>
-        <w:t>def find_subarray_</w:t>
-      </w:r>
-      <w:proofErr w:type="gramStart"/>
-      <w:r>
-        <w:t>sizes(</w:t>
-      </w:r>
-      <w:proofErr w:type="gramEnd"/>
-      <w:r>
-        <w:t>n, k, arr):</w:t>
+        <w:t>Optimised Approach:- First Calculate size of Largest subarray and Smallest Subarray with sum of Elements as k using Maps. Now, just calculate the count of those subarrays which have size as calculated above and sum of elements as k.</w:t>
+      </w:r>
+    </w:p>
+    <w:p>
+      <w:pPr>
+        <w:spacing w:after="0"/>
+      </w:pPr>
+    </w:p>
+    <w:p>
+      <w:pPr>
+        <w:spacing w:after="0"/>
+      </w:pPr>
+      <w:r>
+        <w:t>def find_subarray_sizes(n, k, arr):</w:t>
       </w:r>
     </w:p>
     <w:p>
@@ -3287,31 +2823,15 @@
         <w:spacing w:after="0"/>
       </w:pPr>
       <w:r>
-        <w:t xml:space="preserve">    for j in </w:t>
-      </w:r>
-      <w:proofErr w:type="gramStart"/>
-      <w:r>
-        <w:t>range(</w:t>
-      </w:r>
-      <w:proofErr w:type="gramEnd"/>
-      <w:r>
-        <w:t>1, n + 1):</w:t>
-      </w:r>
-    </w:p>
-    <w:p>
-      <w:pPr>
-        <w:spacing w:after="0"/>
-      </w:pPr>
-      <w:r>
-        <w:t xml:space="preserve">        pSum += </w:t>
-      </w:r>
-      <w:proofErr w:type="gramStart"/>
-      <w:r>
-        <w:t>arr[</w:t>
-      </w:r>
-      <w:proofErr w:type="gramEnd"/>
-      <w:r>
-        <w:t>j - 1]</w:t>
+        <w:t xml:space="preserve">    for j in range(1, n + 1):</w:t>
+      </w:r>
+    </w:p>
+    <w:p>
+      <w:pPr>
+        <w:spacing w:after="0"/>
+      </w:pPr>
+      <w:r>
+        <w:t xml:space="preserve">        pSum += arr[j - 1]</w:t>
       </w:r>
     </w:p>
     <w:p>
@@ -3459,15 +2979,7 @@
         <w:spacing w:after="0"/>
       </w:pPr>
       <w:r>
-        <w:t>def count_subarrays_with_</w:t>
-      </w:r>
-      <w:proofErr w:type="gramStart"/>
-      <w:r>
-        <w:t>length(</w:t>
-      </w:r>
-      <w:proofErr w:type="gramEnd"/>
-      <w:r>
-        <w:t>n, k, arr, targetLength):</w:t>
+        <w:t>def count_subarrays_with_length(n, k, arr, targetLength):</w:t>
       </w:r>
     </w:p>
     <w:p>
@@ -3504,15 +3016,7 @@
         <w:spacing w:after="0"/>
       </w:pPr>
       <w:r>
-        <w:t xml:space="preserve">    windowSum = sum(arr</w:t>
-      </w:r>
-      <w:proofErr w:type="gramStart"/>
-      <w:r>
-        <w:t>[:targetLength</w:t>
-      </w:r>
-      <w:proofErr w:type="gramEnd"/>
-      <w:r>
-        <w:t>])</w:t>
+        <w:t xml:space="preserve">    windowSum = sum(arr[:targetLength])</w:t>
       </w:r>
     </w:p>
     <w:p>
@@ -3536,31 +3040,15 @@
         <w:spacing w:after="0"/>
       </w:pPr>
       <w:r>
-        <w:t xml:space="preserve">    for j in </w:t>
-      </w:r>
-      <w:proofErr w:type="gramStart"/>
-      <w:r>
-        <w:t>range(</w:t>
-      </w:r>
-      <w:proofErr w:type="gramEnd"/>
-      <w:r>
-        <w:t>targetLength, n):</w:t>
-      </w:r>
-    </w:p>
-    <w:p>
-      <w:pPr>
-        <w:spacing w:after="0"/>
-      </w:pPr>
-      <w:r>
-        <w:t xml:space="preserve">        windowSum += arr[j] - </w:t>
-      </w:r>
-      <w:proofErr w:type="gramStart"/>
-      <w:r>
-        <w:t>arr[</w:t>
-      </w:r>
-      <w:proofErr w:type="gramEnd"/>
-      <w:r>
-        <w:t>j - targetLength]</w:t>
+        <w:t xml:space="preserve">    for j in range(targetLength, n):</w:t>
+      </w:r>
+    </w:p>
+    <w:p>
+      <w:pPr>
+        <w:spacing w:after="0"/>
+      </w:pPr>
+      <w:r>
+        <w:t xml:space="preserve">        windowSum += arr[j] - arr[j - targetLength]</w:t>
       </w:r>
     </w:p>
     <w:p>
@@ -3616,73 +3104,39 @@
         <w:spacing w:after="0"/>
       </w:pPr>
       <w:r>
-        <w:t>maxLength, minLength = find_subarray_</w:t>
-      </w:r>
-      <w:proofErr w:type="gramStart"/>
-      <w:r>
-        <w:t>sizes(</w:t>
-      </w:r>
-      <w:proofErr w:type="gramEnd"/>
-      <w:r>
-        <w:t>n, k, arr)</w:t>
-      </w:r>
-    </w:p>
-    <w:p>
-      <w:pPr>
-        <w:spacing w:after="0"/>
-      </w:pPr>
-      <w:r>
-        <w:t>maxCount = count_subarrays_with_</w:t>
-      </w:r>
-      <w:proofErr w:type="gramStart"/>
-      <w:r>
-        <w:t>length(</w:t>
-      </w:r>
-      <w:proofErr w:type="gramEnd"/>
-      <w:r>
-        <w:t>n, k, arr, maxLength)</w:t>
-      </w:r>
-    </w:p>
-    <w:p>
-      <w:pPr>
-        <w:spacing w:after="0"/>
-      </w:pPr>
-      <w:r>
-        <w:t>minCount = count_subarrays_with_</w:t>
-      </w:r>
-      <w:proofErr w:type="gramStart"/>
-      <w:r>
-        <w:t>length(</w:t>
-      </w:r>
-      <w:proofErr w:type="gramEnd"/>
-      <w:r>
-        <w:t>n, k, arr, minLength)</w:t>
-      </w:r>
-    </w:p>
-    <w:p>
-      <w:pPr>
-        <w:spacing w:after="0"/>
-      </w:pPr>
-      <w:proofErr w:type="gramStart"/>
-      <w:r>
-        <w:t>print(</w:t>
-      </w:r>
-      <w:proofErr w:type="gramEnd"/>
-      <w:r>
-        <w:t>"Max Length:", maxLength, "Count:", maxCount)</w:t>
-      </w:r>
-    </w:p>
-    <w:p>
-      <w:pPr>
-        <w:spacing w:after="0"/>
-      </w:pPr>
-      <w:proofErr w:type="gramStart"/>
-      <w:r>
-        <w:t>print(</w:t>
-      </w:r>
-      <w:proofErr w:type="gramEnd"/>
-      <w:r>
-        <w:t>"Min Length:", minLength, "Count:", minCount)</w:t>
+        <w:t>maxLength, minLength = find_subarray_sizes(n, k, arr)</w:t>
+      </w:r>
+    </w:p>
+    <w:p>
+      <w:pPr>
+        <w:spacing w:after="0"/>
+      </w:pPr>
+      <w:r>
+        <w:t>maxCount = count_subarrays_with_length(n, k, arr, maxLength)</w:t>
+      </w:r>
+    </w:p>
+    <w:p>
+      <w:pPr>
+        <w:spacing w:after="0"/>
+      </w:pPr>
+      <w:r>
+        <w:t>minCount = count_subarrays_with_length(n, k, arr, minLength)</w:t>
+      </w:r>
+    </w:p>
+    <w:p>
+      <w:pPr>
+        <w:spacing w:after="0"/>
+      </w:pPr>
+      <w:r>
+        <w:t>print("Max Length:", maxLength, "Count:", maxCount)</w:t>
+      </w:r>
+    </w:p>
+    <w:p>
+      <w:pPr>
+        <w:spacing w:after="0"/>
+      </w:pPr>
+      <w:r>
+        <w:t>print("Min Length:", minLength, "Count:", minCount)</w:t>
       </w:r>
     </w:p>
     <w:p>
@@ -3764,15 +3218,7 @@
         <w:spacing w:after="0"/>
       </w:pPr>
       <w:r>
-        <w:t xml:space="preserve">Reason -&gt; It is mentioned in the problem statement that we cannot add or remove any characters from string 1, we can just rearrange </w:t>
-      </w:r>
-      <w:proofErr w:type="gramStart"/>
-      <w:r>
-        <w:t>it’s</w:t>
-      </w:r>
-      <w:proofErr w:type="gramEnd"/>
-      <w:r>
-        <w:t xml:space="preserve"> characters</w:t>
+        <w:t>Reason -&gt; It is mentioned in the problem statement that we cannot add or remove any characters from string 1, we can just rearrange it’s characters</w:t>
       </w:r>
     </w:p>
     <w:p>
@@ -3840,23 +3286,7 @@
         <w:spacing w:after="0"/>
       </w:pPr>
       <w:r>
-        <w:t xml:space="preserve">Space Complexity - </w:t>
-      </w:r>
-      <w:proofErr w:type="gramStart"/>
-      <w:r>
-        <w:t>O(</w:t>
-      </w:r>
-      <w:proofErr w:type="gramEnd"/>
-      <w:r>
-        <w:t xml:space="preserve">1) </w:t>
-      </w:r>
-      <w:proofErr w:type="gramStart"/>
-      <w:r>
-        <w:t>+  Space</w:t>
-      </w:r>
-      <w:proofErr w:type="gramEnd"/>
-      <w:r>
-        <w:t xml:space="preserve"> Complexity Used in Sorting Depending upon your Programming Language.</w:t>
+        <w:t>Space Complexity - O(1) +  Space Complexity Used in Sorting Depending upon your Programming Language.</w:t>
       </w:r>
     </w:p>
     <w:p>
@@ -3984,7 +3414,6 @@
         <w:t xml:space="preserve">def </w:t>
       </w:r>
       <w:proofErr w:type="spellStart"/>
-      <w:proofErr w:type="gramStart"/>
       <w:r>
         <w:rPr>
           <w:b/>
@@ -4000,245 +3429,216 @@
           <w:bCs/>
           <w:color w:val="7030A0"/>
         </w:rPr>
+        <w:t>(s, t):</w:t>
+      </w:r>
+    </w:p>
+    <w:p>
+      <w:pPr>
+        <w:spacing w:after="0" w:line="240" w:lineRule="auto"/>
+        <w:contextualSpacing/>
+        <w:rPr>
+          <w:b/>
+          <w:bCs/>
+          <w:color w:val="7030A0"/>
+        </w:rPr>
+      </w:pPr>
+      <w:r>
+        <w:rPr>
+          <w:b/>
+          <w:bCs/>
+          <w:color w:val="7030A0"/>
+        </w:rPr>
+        <w:t xml:space="preserve">    if len(s) != len(t):</w:t>
+      </w:r>
+    </w:p>
+    <w:p>
+      <w:pPr>
+        <w:spacing w:after="0" w:line="240" w:lineRule="auto"/>
+        <w:contextualSpacing/>
+        <w:rPr>
+          <w:b/>
+          <w:bCs/>
+          <w:color w:val="7030A0"/>
+        </w:rPr>
+      </w:pPr>
+      <w:r>
+        <w:rPr>
+          <w:b/>
+          <w:bCs/>
+          <w:color w:val="7030A0"/>
+        </w:rPr>
+        <w:t xml:space="preserve">        return False</w:t>
+      </w:r>
+    </w:p>
+    <w:p>
+      <w:pPr>
+        <w:spacing w:after="0" w:line="240" w:lineRule="auto"/>
+        <w:contextualSpacing/>
+        <w:rPr>
+          <w:b/>
+          <w:bCs/>
+          <w:color w:val="7030A0"/>
+        </w:rPr>
+      </w:pPr>
+    </w:p>
+    <w:p>
+      <w:pPr>
+        <w:spacing w:after="0" w:line="240" w:lineRule="auto"/>
+        <w:contextualSpacing/>
+        <w:rPr>
+          <w:b/>
+          <w:bCs/>
+          <w:color w:val="7030A0"/>
+        </w:rPr>
+      </w:pPr>
+      <w:r>
+        <w:rPr>
+          <w:b/>
+          <w:bCs/>
+          <w:color w:val="7030A0"/>
+        </w:rPr>
+        <w:t xml:space="preserve">    </w:t>
+      </w:r>
+      <w:proofErr w:type="spellStart"/>
+      <w:r>
+        <w:rPr>
+          <w:b/>
+          <w:bCs/>
+          <w:color w:val="7030A0"/>
+        </w:rPr>
+        <w:t>freq</w:t>
+      </w:r>
+      <w:proofErr w:type="spellEnd"/>
+      <w:r>
+        <w:rPr>
+          <w:b/>
+          <w:bCs/>
+          <w:color w:val="7030A0"/>
+        </w:rPr>
+        <w:t xml:space="preserve"> = {}</w:t>
+      </w:r>
+    </w:p>
+    <w:p>
+      <w:pPr>
+        <w:spacing w:after="0" w:line="240" w:lineRule="auto"/>
+        <w:contextualSpacing/>
+        <w:rPr>
+          <w:b/>
+          <w:bCs/>
+          <w:color w:val="7030A0"/>
+        </w:rPr>
+      </w:pPr>
+    </w:p>
+    <w:p>
+      <w:pPr>
+        <w:spacing w:after="0" w:line="240" w:lineRule="auto"/>
+        <w:contextualSpacing/>
+        <w:rPr>
+          <w:b/>
+          <w:bCs/>
+          <w:color w:val="7030A0"/>
+        </w:rPr>
+      </w:pPr>
+      <w:r>
+        <w:rPr>
+          <w:b/>
+          <w:bCs/>
+          <w:color w:val="7030A0"/>
+        </w:rPr>
+        <w:t xml:space="preserve">    for </w:t>
+      </w:r>
+      <w:proofErr w:type="spellStart"/>
+      <w:r>
+        <w:rPr>
+          <w:b/>
+          <w:bCs/>
+          <w:color w:val="7030A0"/>
+        </w:rPr>
+        <w:t>ch</w:t>
+      </w:r>
+      <w:proofErr w:type="spellEnd"/>
+      <w:r>
+        <w:rPr>
+          <w:b/>
+          <w:bCs/>
+          <w:color w:val="7030A0"/>
+        </w:rPr>
+        <w:t xml:space="preserve"> in s:</w:t>
+      </w:r>
+    </w:p>
+    <w:p>
+      <w:pPr>
+        <w:spacing w:after="0" w:line="240" w:lineRule="auto"/>
+        <w:contextualSpacing/>
+        <w:rPr>
+          <w:b/>
+          <w:bCs/>
+          <w:color w:val="7030A0"/>
+        </w:rPr>
+      </w:pPr>
+      <w:r>
+        <w:rPr>
+          <w:b/>
+          <w:bCs/>
+          <w:color w:val="7030A0"/>
+        </w:rPr>
+        <w:t xml:space="preserve">        </w:t>
+      </w:r>
+      <w:proofErr w:type="spellStart"/>
+      <w:r>
+        <w:rPr>
+          <w:b/>
+          <w:bCs/>
+          <w:color w:val="7030A0"/>
+        </w:rPr>
+        <w:t>freq</w:t>
+      </w:r>
+      <w:proofErr w:type="spellEnd"/>
+      <w:r>
+        <w:rPr>
+          <w:b/>
+          <w:bCs/>
+          <w:color w:val="7030A0"/>
+        </w:rPr>
+        <w:t>[</w:t>
+      </w:r>
+      <w:proofErr w:type="spellStart"/>
+      <w:r>
+        <w:rPr>
+          <w:b/>
+          <w:bCs/>
+          <w:color w:val="7030A0"/>
+        </w:rPr>
+        <w:t>ch</w:t>
+      </w:r>
+      <w:proofErr w:type="spellEnd"/>
+      <w:r>
+        <w:rPr>
+          <w:b/>
+          <w:bCs/>
+          <w:color w:val="7030A0"/>
+        </w:rPr>
+        <w:t xml:space="preserve">] = </w:t>
+      </w:r>
+      <w:proofErr w:type="spellStart"/>
+      <w:r>
+        <w:rPr>
+          <w:b/>
+          <w:bCs/>
+          <w:color w:val="7030A0"/>
+        </w:rPr>
+        <w:t>freq.get</w:t>
+      </w:r>
+      <w:proofErr w:type="spellEnd"/>
+      <w:r>
+        <w:rPr>
+          <w:b/>
+          <w:bCs/>
+          <w:color w:val="7030A0"/>
+        </w:rPr>
         <w:t>(</w:t>
       </w:r>
-      <w:proofErr w:type="gramEnd"/>
-      <w:r>
-        <w:rPr>
-          <w:b/>
-          <w:bCs/>
-          <w:color w:val="7030A0"/>
-        </w:rPr>
-        <w:t>s, t):</w:t>
-      </w:r>
-    </w:p>
-    <w:p>
-      <w:pPr>
-        <w:spacing w:after="0" w:line="240" w:lineRule="auto"/>
-        <w:contextualSpacing/>
-        <w:rPr>
-          <w:b/>
-          <w:bCs/>
-          <w:color w:val="7030A0"/>
-        </w:rPr>
-      </w:pPr>
-      <w:r>
-        <w:rPr>
-          <w:b/>
-          <w:bCs/>
-          <w:color w:val="7030A0"/>
-        </w:rPr>
-        <w:t xml:space="preserve">    if len(s</w:t>
-      </w:r>
-      <w:proofErr w:type="gramStart"/>
-      <w:r>
-        <w:rPr>
-          <w:b/>
-          <w:bCs/>
-          <w:color w:val="7030A0"/>
-        </w:rPr>
-        <w:t>) !</w:t>
-      </w:r>
-      <w:proofErr w:type="gramEnd"/>
-      <w:r>
-        <w:rPr>
-          <w:b/>
-          <w:bCs/>
-          <w:color w:val="7030A0"/>
-        </w:rPr>
-        <w:t>= len(t):</w:t>
-      </w:r>
-    </w:p>
-    <w:p>
-      <w:pPr>
-        <w:spacing w:after="0" w:line="240" w:lineRule="auto"/>
-        <w:contextualSpacing/>
-        <w:rPr>
-          <w:b/>
-          <w:bCs/>
-          <w:color w:val="7030A0"/>
-        </w:rPr>
-      </w:pPr>
-      <w:r>
-        <w:rPr>
-          <w:b/>
-          <w:bCs/>
-          <w:color w:val="7030A0"/>
-        </w:rPr>
-        <w:t xml:space="preserve">        return False</w:t>
-      </w:r>
-    </w:p>
-    <w:p>
-      <w:pPr>
-        <w:spacing w:after="0" w:line="240" w:lineRule="auto"/>
-        <w:contextualSpacing/>
-        <w:rPr>
-          <w:b/>
-          <w:bCs/>
-          <w:color w:val="7030A0"/>
-        </w:rPr>
-      </w:pPr>
-    </w:p>
-    <w:p>
-      <w:pPr>
-        <w:spacing w:after="0" w:line="240" w:lineRule="auto"/>
-        <w:contextualSpacing/>
-        <w:rPr>
-          <w:b/>
-          <w:bCs/>
-          <w:color w:val="7030A0"/>
-        </w:rPr>
-      </w:pPr>
-      <w:r>
-        <w:rPr>
-          <w:b/>
-          <w:bCs/>
-          <w:color w:val="7030A0"/>
-        </w:rPr>
-        <w:t xml:space="preserve">    </w:t>
-      </w:r>
-      <w:proofErr w:type="spellStart"/>
-      <w:r>
-        <w:rPr>
-          <w:b/>
-          <w:bCs/>
-          <w:color w:val="7030A0"/>
-        </w:rPr>
-        <w:t>freq</w:t>
-      </w:r>
-      <w:proofErr w:type="spellEnd"/>
-      <w:r>
-        <w:rPr>
-          <w:b/>
-          <w:bCs/>
-          <w:color w:val="7030A0"/>
-        </w:rPr>
-        <w:t xml:space="preserve"> = {}</w:t>
-      </w:r>
-    </w:p>
-    <w:p>
-      <w:pPr>
-        <w:spacing w:after="0" w:line="240" w:lineRule="auto"/>
-        <w:contextualSpacing/>
-        <w:rPr>
-          <w:b/>
-          <w:bCs/>
-          <w:color w:val="7030A0"/>
-        </w:rPr>
-      </w:pPr>
-    </w:p>
-    <w:p>
-      <w:pPr>
-        <w:spacing w:after="0" w:line="240" w:lineRule="auto"/>
-        <w:contextualSpacing/>
-        <w:rPr>
-          <w:b/>
-          <w:bCs/>
-          <w:color w:val="7030A0"/>
-        </w:rPr>
-      </w:pPr>
-      <w:r>
-        <w:rPr>
-          <w:b/>
-          <w:bCs/>
-          <w:color w:val="7030A0"/>
-        </w:rPr>
-        <w:t xml:space="preserve">    for </w:t>
-      </w:r>
-      <w:proofErr w:type="spellStart"/>
-      <w:r>
-        <w:rPr>
-          <w:b/>
-          <w:bCs/>
-          <w:color w:val="7030A0"/>
-        </w:rPr>
-        <w:t>ch</w:t>
-      </w:r>
-      <w:proofErr w:type="spellEnd"/>
-      <w:r>
-        <w:rPr>
-          <w:b/>
-          <w:bCs/>
-          <w:color w:val="7030A0"/>
-        </w:rPr>
-        <w:t xml:space="preserve"> in s:</w:t>
-      </w:r>
-    </w:p>
-    <w:p>
-      <w:pPr>
-        <w:spacing w:after="0" w:line="240" w:lineRule="auto"/>
-        <w:contextualSpacing/>
-        <w:rPr>
-          <w:b/>
-          <w:bCs/>
-          <w:color w:val="7030A0"/>
-        </w:rPr>
-      </w:pPr>
-      <w:r>
-        <w:rPr>
-          <w:b/>
-          <w:bCs/>
-          <w:color w:val="7030A0"/>
-        </w:rPr>
-        <w:t xml:space="preserve">        </w:t>
-      </w:r>
-      <w:proofErr w:type="spellStart"/>
-      <w:r>
-        <w:rPr>
-          <w:b/>
-          <w:bCs/>
-          <w:color w:val="7030A0"/>
-        </w:rPr>
-        <w:t>freq</w:t>
-      </w:r>
-      <w:proofErr w:type="spellEnd"/>
-      <w:r>
-        <w:rPr>
-          <w:b/>
-          <w:bCs/>
-          <w:color w:val="7030A0"/>
-        </w:rPr>
-        <w:t>[</w:t>
-      </w:r>
-      <w:proofErr w:type="spellStart"/>
-      <w:r>
-        <w:rPr>
-          <w:b/>
-          <w:bCs/>
-          <w:color w:val="7030A0"/>
-        </w:rPr>
-        <w:t>ch</w:t>
-      </w:r>
-      <w:proofErr w:type="spellEnd"/>
-      <w:r>
-        <w:rPr>
-          <w:b/>
-          <w:bCs/>
-          <w:color w:val="7030A0"/>
-        </w:rPr>
-        <w:t xml:space="preserve">] = </w:t>
-      </w:r>
-      <w:proofErr w:type="spellStart"/>
-      <w:proofErr w:type="gramStart"/>
-      <w:r>
-        <w:rPr>
-          <w:b/>
-          <w:bCs/>
-          <w:color w:val="7030A0"/>
-        </w:rPr>
-        <w:t>freq.get</w:t>
-      </w:r>
-      <w:proofErr w:type="spellEnd"/>
-      <w:r>
-        <w:rPr>
-          <w:b/>
-          <w:bCs/>
-          <w:color w:val="7030A0"/>
-        </w:rPr>
-        <w:t>(</w:t>
-      </w:r>
-      <w:proofErr w:type="spellStart"/>
-      <w:proofErr w:type="gramEnd"/>
+      <w:proofErr w:type="spellStart"/>
       <w:r>
         <w:rPr>
           <w:b/>
@@ -4783,53 +4183,30 @@
         <w:contextualSpacing/>
       </w:pPr>
       <w:r>
-        <w:t>for(i=</w:t>
-      </w:r>
-      <w:proofErr w:type="gramStart"/>
-      <w:r>
-        <w:t>1;i</w:t>
-      </w:r>
-      <w:proofErr w:type="gramEnd"/>
-      <w:r>
-        <w:t>&lt;=</w:t>
-      </w:r>
-      <w:proofErr w:type="spellStart"/>
-      <w:proofErr w:type="gramStart"/>
+        <w:t>for(i=1;i&lt;=</w:t>
+      </w:r>
+      <w:proofErr w:type="spellStart"/>
       <w:r>
         <w:t>n;i</w:t>
       </w:r>
       <w:proofErr w:type="spellEnd"/>
-      <w:proofErr w:type="gramEnd"/>
-      <w:r>
-        <w:t>+</w:t>
-      </w:r>
-      <w:proofErr w:type="gramStart"/>
-      <w:r>
-        <w:t>+){</w:t>
-      </w:r>
-      <w:proofErr w:type="gramEnd"/>
-    </w:p>
-    <w:p>
-      <w:pPr>
-        <w:spacing w:after="0"/>
-        <w:contextualSpacing/>
-      </w:pPr>
-    </w:p>
-    <w:p>
-      <w:pPr>
-        <w:spacing w:after="0"/>
-        <w:contextualSpacing/>
-      </w:pPr>
-      <w:r>
-        <w:t>p[i] = p[i-</w:t>
-      </w:r>
-      <w:proofErr w:type="gramStart"/>
-      <w:r>
-        <w:t>1]+</w:t>
-      </w:r>
-      <w:proofErr w:type="gramEnd"/>
-      <w:r>
-        <w:t>b[i]</w:t>
+      <w:r>
+        <w:t>++){</w:t>
+      </w:r>
+    </w:p>
+    <w:p>
+      <w:pPr>
+        <w:spacing w:after="0"/>
+        <w:contextualSpacing/>
+      </w:pPr>
+    </w:p>
+    <w:p>
+      <w:pPr>
+        <w:spacing w:after="0"/>
+        <w:contextualSpacing/>
+      </w:pPr>
+      <w:r>
+        <w:t>p[i] = p[i-1]+b[i]</w:t>
       </w:r>
     </w:p>
     <w:p>
@@ -4859,23 +4236,7 @@
         <w:contextualSpacing/>
       </w:pPr>
       <w:r>
-        <w:t xml:space="preserve">For any integer “y” you can output p[y] in </w:t>
-      </w:r>
-      <w:proofErr w:type="gramStart"/>
-      <w:r>
-        <w:t>O(</w:t>
-      </w:r>
-      <w:proofErr w:type="gramEnd"/>
-      <w:r>
-        <w:t xml:space="preserve">1) because all p </w:t>
-      </w:r>
-      <w:proofErr w:type="gramStart"/>
-      <w:r>
-        <w:t>have</w:t>
-      </w:r>
-      <w:proofErr w:type="gramEnd"/>
-      <w:r>
-        <w:t xml:space="preserve"> been pre-calculated from 1 to N.</w:t>
+        <w:t>For any integer “y” you can output p[y] in O(1) because all p have been pre-calculated from 1 to N.</w:t>
       </w:r>
     </w:p>
     <w:p>
@@ -4923,31 +4284,16 @@
         <w:contextualSpacing/>
       </w:pPr>
       <w:r>
-        <w:t>for(i=</w:t>
-      </w:r>
-      <w:proofErr w:type="gramStart"/>
-      <w:r>
-        <w:t>1;i</w:t>
-      </w:r>
-      <w:proofErr w:type="gramEnd"/>
-      <w:r>
-        <w:t>&lt;=</w:t>
-      </w:r>
-      <w:proofErr w:type="spellStart"/>
-      <w:proofErr w:type="gramStart"/>
+        <w:t>for(i=1;i&lt;=</w:t>
+      </w:r>
+      <w:proofErr w:type="spellStart"/>
       <w:r>
         <w:t>n;i</w:t>
       </w:r>
       <w:proofErr w:type="spellEnd"/>
-      <w:proofErr w:type="gramEnd"/>
-      <w:r>
-        <w:t>+</w:t>
-      </w:r>
-      <w:proofErr w:type="gramStart"/>
-      <w:r>
-        <w:t>+){</w:t>
-      </w:r>
-      <w:proofErr w:type="gramEnd"/>
+      <w:r>
+        <w:t>++){</w:t>
+      </w:r>
     </w:p>
     <w:p>
       <w:pPr>
@@ -4976,22 +4322,12 @@
         <w:t>     for(j=</w:t>
       </w:r>
       <w:proofErr w:type="spellStart"/>
-      <w:proofErr w:type="gramStart"/>
       <w:r>
         <w:t>i;j</w:t>
       </w:r>
       <w:proofErr w:type="spellEnd"/>
-      <w:proofErr w:type="gramEnd"/>
-      <w:r>
-        <w:t>&gt;=</w:t>
-      </w:r>
-      <w:proofErr w:type="gramStart"/>
-      <w:r>
-        <w:t>1;j–){</w:t>
-      </w:r>
-      <w:proofErr w:type="gramEnd"/>
-      <w:r>
-        <w:t>  </w:t>
+      <w:r>
+        <w:t>&gt;=1;j–){  </w:t>
       </w:r>
     </w:p>
     <w:p>
@@ -5009,23 +4345,7 @@
         <w:contextualSpacing/>
       </w:pPr>
       <w:r>
-        <w:t xml:space="preserve">          //sum = </w:t>
-      </w:r>
-      <w:proofErr w:type="gramStart"/>
-      <w:r>
-        <w:t>sum(</w:t>
-      </w:r>
-      <w:proofErr w:type="gramEnd"/>
-      <w:r>
-        <w:t>j…</w:t>
-      </w:r>
-      <w:proofErr w:type="gramStart"/>
-      <w:r>
-        <w:t>….i</w:t>
-      </w:r>
-      <w:proofErr w:type="gramEnd"/>
-      <w:r>
-        <w:t>)</w:t>
+        <w:t>          //sum = sum(j…….i)</w:t>
       </w:r>
     </w:p>
     <w:p>
@@ -5037,12 +4357,10 @@
         <w:t>          t = max(</w:t>
       </w:r>
       <w:proofErr w:type="spellStart"/>
-      <w:proofErr w:type="gramStart"/>
       <w:r>
         <w:t>t,sum</w:t>
       </w:r>
       <w:proofErr w:type="spellEnd"/>
-      <w:proofErr w:type="gramEnd"/>
       <w:r>
         <w:t>) </w:t>
       </w:r>
@@ -5095,55 +4413,24 @@
         <w:contextualSpacing/>
       </w:pPr>
       <w:r>
-        <w:t>for(i=</w:t>
-      </w:r>
-      <w:proofErr w:type="gramStart"/>
-      <w:r>
-        <w:t>1;i</w:t>
-      </w:r>
-      <w:proofErr w:type="gramEnd"/>
-      <w:r>
-        <w:t>&lt;=</w:t>
-      </w:r>
-      <w:proofErr w:type="spellStart"/>
-      <w:proofErr w:type="gramStart"/>
+        <w:t>for(i=1;i&lt;=</w:t>
+      </w:r>
+      <w:proofErr w:type="spellStart"/>
       <w:r>
         <w:t>n;i</w:t>
       </w:r>
       <w:proofErr w:type="spellEnd"/>
-      <w:proofErr w:type="gramEnd"/>
-      <w:r>
-        <w:t>+</w:t>
-      </w:r>
-      <w:proofErr w:type="gramStart"/>
-      <w:r>
-        <w:t>+){</w:t>
-      </w:r>
-      <w:proofErr w:type="gramEnd"/>
-    </w:p>
-    <w:p>
-      <w:pPr>
-        <w:spacing w:after="0"/>
-        <w:contextualSpacing/>
-      </w:pPr>
-      <w:r>
-        <w:t>      p1[i]=max(p1[i-</w:t>
-      </w:r>
-      <w:proofErr w:type="gramStart"/>
-      <w:r>
-        <w:t>1]+</w:t>
-      </w:r>
-      <w:proofErr w:type="gramEnd"/>
-      <w:r>
-        <w:t>b[i</w:t>
-      </w:r>
-      <w:proofErr w:type="gramStart"/>
-      <w:r>
-        <w:t>],b</w:t>
-      </w:r>
-      <w:proofErr w:type="gramEnd"/>
-      <w:r>
-        <w:t>[i],0)</w:t>
+      <w:r>
+        <w:t>++){</w:t>
+      </w:r>
+    </w:p>
+    <w:p>
+      <w:pPr>
+        <w:spacing w:after="0"/>
+        <w:contextualSpacing/>
+      </w:pPr>
+      <w:r>
+        <w:t>      p1[i]=max(p1[i-1]+b[i],b[i],0)</w:t>
       </w:r>
     </w:p>
     <w:p>
@@ -5167,15 +4454,7 @@
         <w:contextualSpacing/>
       </w:pPr>
       <w:r>
-        <w:t>Max(p1[</w:t>
-      </w:r>
-      <w:proofErr w:type="gramStart"/>
-      <w:r>
-        <w:t>1]......................</w:t>
-      </w:r>
-      <w:proofErr w:type="gramEnd"/>
-      <w:r>
-        <w:t>p1[n]) = max sum subarray for the whole array </w:t>
+        <w:t>Max(p1[1]......................p1[n]) = max sum subarray for the whole array </w:t>
       </w:r>
     </w:p>
     <w:p>
@@ -5333,62 +4612,26 @@
           <w:bCs/>
           <w:color w:val="7030A0"/>
         </w:rPr>
-        <w:t xml:space="preserve">    for i in </w:t>
-      </w:r>
-      <w:proofErr w:type="gramStart"/>
-      <w:r>
-        <w:rPr>
-          <w:b/>
-          <w:bCs/>
-          <w:color w:val="7030A0"/>
-        </w:rPr>
-        <w:t>range(</w:t>
-      </w:r>
-      <w:proofErr w:type="gramEnd"/>
-      <w:r>
-        <w:rPr>
-          <w:b/>
-          <w:bCs/>
-          <w:color w:val="7030A0"/>
-        </w:rPr>
-        <w:t>1, n + 1):</w:t>
-      </w:r>
-    </w:p>
-    <w:p>
-      <w:pPr>
-        <w:spacing w:after="0"/>
-        <w:contextualSpacing/>
-        <w:rPr>
-          <w:b/>
-          <w:bCs/>
-          <w:color w:val="7030A0"/>
-        </w:rPr>
-      </w:pPr>
-      <w:r>
-        <w:rPr>
-          <w:b/>
-          <w:bCs/>
-          <w:color w:val="7030A0"/>
-        </w:rPr>
-        <w:t xml:space="preserve">        p1[i] = </w:t>
-      </w:r>
-      <w:proofErr w:type="gramStart"/>
-      <w:r>
-        <w:rPr>
-          <w:b/>
-          <w:bCs/>
-          <w:color w:val="7030A0"/>
-        </w:rPr>
-        <w:t>max(</w:t>
-      </w:r>
-      <w:proofErr w:type="gramEnd"/>
-      <w:r>
-        <w:rPr>
-          <w:b/>
-          <w:bCs/>
-          <w:color w:val="7030A0"/>
-        </w:rPr>
-        <w:t>p1[i - 1] + b[i], b[i], 0)</w:t>
+        <w:t xml:space="preserve">    for i in range(1, n + 1):</w:t>
+      </w:r>
+    </w:p>
+    <w:p>
+      <w:pPr>
+        <w:spacing w:after="0"/>
+        <w:contextualSpacing/>
+        <w:rPr>
+          <w:b/>
+          <w:bCs/>
+          <w:color w:val="7030A0"/>
+        </w:rPr>
+      </w:pPr>
+      <w:r>
+        <w:rPr>
+          <w:b/>
+          <w:bCs/>
+          <w:color w:val="7030A0"/>
+        </w:rPr>
+        <w:t xml:space="preserve">        p1[i] = max(p1[i - 1] + b[i], b[i], 0)</w:t>
       </w:r>
     </w:p>
     <w:p>
@@ -5464,25 +4707,7 @@
           <w:bCs/>
           <w:color w:val="7030A0"/>
         </w:rPr>
-        <w:t xml:space="preserve">    for i in </w:t>
-      </w:r>
-      <w:proofErr w:type="gramStart"/>
-      <w:r>
-        <w:rPr>
-          <w:b/>
-          <w:bCs/>
-          <w:color w:val="7030A0"/>
-        </w:rPr>
-        <w:t>range(</w:t>
-      </w:r>
-      <w:proofErr w:type="gramEnd"/>
-      <w:r>
-        <w:rPr>
-          <w:b/>
-          <w:bCs/>
-          <w:color w:val="7030A0"/>
-        </w:rPr>
-        <w:t>2, n + 1):</w:t>
+        <w:t xml:space="preserve">    for i in range(2, n + 1):</w:t>
       </w:r>
     </w:p>
     <w:p>
@@ -5611,15 +4836,7 @@
       </w:r>
       <w:proofErr w:type="spellEnd"/>
       <w:r>
-        <w:t xml:space="preserve"> </w:t>
-      </w:r>
-      <w:proofErr w:type="gramStart"/>
-      <w:r>
-        <w:t>Algorithm:-</w:t>
-      </w:r>
-      <w:proofErr w:type="gramEnd"/>
-      <w:r>
-        <w:t xml:space="preserve"> Same as above just remove the p1[]</w:t>
+        <w:t xml:space="preserve"> Algorithm:- Same as above just remove the p1[]</w:t>
       </w:r>
     </w:p>
     <w:p>
@@ -5643,31 +4860,16 @@
         <w:contextualSpacing/>
       </w:pPr>
       <w:r>
-        <w:t>for(i=</w:t>
-      </w:r>
-      <w:proofErr w:type="gramStart"/>
-      <w:r>
-        <w:t>1;i</w:t>
-      </w:r>
-      <w:proofErr w:type="gramEnd"/>
-      <w:r>
-        <w:t>&lt;=</w:t>
-      </w:r>
-      <w:proofErr w:type="spellStart"/>
-      <w:proofErr w:type="gramStart"/>
+        <w:t>for(i=1;i&lt;=</w:t>
+      </w:r>
+      <w:proofErr w:type="spellStart"/>
       <w:r>
         <w:t>n;i</w:t>
       </w:r>
       <w:proofErr w:type="spellEnd"/>
-      <w:proofErr w:type="gramEnd"/>
-      <w:r>
-        <w:t>+</w:t>
-      </w:r>
-      <w:proofErr w:type="gramStart"/>
-      <w:r>
-        <w:t>+){</w:t>
-      </w:r>
-      <w:proofErr w:type="gramEnd"/>
+      <w:r>
+        <w:t>++){</w:t>
+      </w:r>
     </w:p>
     <w:p>
       <w:pPr>
@@ -5683,15 +4885,7 @@
       </w:r>
       <w:proofErr w:type="spellEnd"/>
       <w:r>
-        <w:t>[i</w:t>
-      </w:r>
-      <w:proofErr w:type="gramStart"/>
-      <w:r>
-        <w:t>],b</w:t>
-      </w:r>
-      <w:proofErr w:type="gramEnd"/>
-      <w:r>
-        <w:t>[i],0)</w:t>
+        <w:t>[i],b[i],0)</w:t>
       </w:r>
     </w:p>
     <w:p>
@@ -5720,12 +4914,10 @@
         <w:t>      T=max(</w:t>
       </w:r>
       <w:proofErr w:type="spellStart"/>
-      <w:proofErr w:type="gramStart"/>
       <w:r>
         <w:t>T,current</w:t>
       </w:r>
       <w:proofErr w:type="spellEnd"/>
-      <w:proofErr w:type="gramEnd"/>
       <w:r>
         <w:t>)</w:t>
       </w:r>
@@ -5751,15 +4943,7 @@
         <w:contextualSpacing/>
       </w:pPr>
       <w:r>
-        <w:t>print(</w:t>
-      </w:r>
-      <w:proofErr w:type="gramStart"/>
-      <w:r>
-        <w:t>T)  =</w:t>
-      </w:r>
-      <w:proofErr w:type="gramEnd"/>
-      <w:r>
-        <w:t xml:space="preserve"> max sum subarray for the whole array </w:t>
+        <w:t>print(T)  = max sum subarray for the whole array </w:t>
       </w:r>
     </w:p>
     <w:p>
@@ -5966,56 +5150,28 @@
           <w:bCs/>
           <w:color w:val="7030A0"/>
         </w:rPr>
-        <w:t xml:space="preserve">    for i in </w:t>
-      </w:r>
-      <w:proofErr w:type="gramStart"/>
-      <w:r>
-        <w:rPr>
-          <w:b/>
-          <w:bCs/>
-          <w:color w:val="7030A0"/>
-        </w:rPr>
-        <w:t>range(</w:t>
-      </w:r>
-      <w:proofErr w:type="gramEnd"/>
-      <w:r>
-        <w:rPr>
-          <w:b/>
-          <w:bCs/>
-          <w:color w:val="7030A0"/>
-        </w:rPr>
-        <w:t>1, n + 1):</w:t>
-      </w:r>
-    </w:p>
-    <w:p>
-      <w:pPr>
-        <w:spacing w:after="0"/>
-        <w:contextualSpacing/>
-        <w:rPr>
-          <w:b/>
-          <w:bCs/>
-          <w:color w:val="7030A0"/>
-        </w:rPr>
-      </w:pPr>
-      <w:r>
-        <w:rPr>
-          <w:b/>
-          <w:bCs/>
-          <w:color w:val="7030A0"/>
-        </w:rPr>
-        <w:t xml:space="preserve">        current = </w:t>
-      </w:r>
-      <w:proofErr w:type="gramStart"/>
-      <w:r>
-        <w:rPr>
-          <w:b/>
-          <w:bCs/>
-          <w:color w:val="7030A0"/>
-        </w:rPr>
-        <w:t>max(</w:t>
-      </w:r>
-      <w:proofErr w:type="spellStart"/>
-      <w:proofErr w:type="gramEnd"/>
+        <w:t xml:space="preserve">    for i in range(1, n + 1):</w:t>
+      </w:r>
+    </w:p>
+    <w:p>
+      <w:pPr>
+        <w:spacing w:after="0"/>
+        <w:contextualSpacing/>
+        <w:rPr>
+          <w:b/>
+          <w:bCs/>
+          <w:color w:val="7030A0"/>
+        </w:rPr>
+      </w:pPr>
+      <w:r>
+        <w:rPr>
+          <w:b/>
+          <w:bCs/>
+          <w:color w:val="7030A0"/>
+        </w:rPr>
+        <w:t xml:space="preserve">        current = max(</w:t>
+      </w:r>
+      <w:proofErr w:type="spellStart"/>
       <w:r>
         <w:rPr>
           <w:b/>
@@ -6087,25 +5243,7 @@
           <w:bCs/>
           <w:color w:val="7030A0"/>
         </w:rPr>
-        <w:t xml:space="preserve">        T = </w:t>
-      </w:r>
-      <w:proofErr w:type="gramStart"/>
-      <w:r>
-        <w:rPr>
-          <w:b/>
-          <w:bCs/>
-          <w:color w:val="7030A0"/>
-        </w:rPr>
-        <w:t>max(</w:t>
-      </w:r>
-      <w:proofErr w:type="gramEnd"/>
-      <w:r>
-        <w:rPr>
-          <w:b/>
-          <w:bCs/>
-          <w:color w:val="7030A0"/>
-        </w:rPr>
-        <w:t>T, current)</w:t>
+        <w:t xml:space="preserve">        T = max(T, current)</w:t>
       </w:r>
     </w:p>
     <w:p>
@@ -6299,15 +5437,7 @@
         <w:contextualSpacing/>
       </w:pPr>
       <w:r>
-        <w:t>Max(g</w:t>
-      </w:r>
-      <w:proofErr w:type="gramStart"/>
-      <w:r>
-        <w:t>1,............................................</w:t>
-      </w:r>
-      <w:proofErr w:type="gramEnd"/>
-      <w:r>
-        <w:t>)</w:t>
+        <w:t>Max(g1,............................................)</w:t>
       </w:r>
     </w:p>
     <w:p>
@@ -6352,38 +5482,22 @@
         <w:contextualSpacing/>
       </w:pPr>
       <w:r>
-        <w:t>Left best subarray = max(p1[1</w:t>
-      </w:r>
-      <w:proofErr w:type="gramStart"/>
-      <w:r>
-        <w:t>],................</w:t>
-      </w:r>
-      <w:proofErr w:type="gramEnd"/>
-      <w:r>
-        <w:t>p1[i]) </w:t>
-      </w:r>
-    </w:p>
-    <w:p>
-      <w:pPr>
-        <w:spacing w:after="0"/>
-        <w:contextualSpacing/>
-      </w:pPr>
-    </w:p>
-    <w:p>
-      <w:pPr>
-        <w:spacing w:after="0"/>
-        <w:contextualSpacing/>
-      </w:pPr>
-      <w:r>
-        <w:t>Right best subarray = max(s1[n</w:t>
-      </w:r>
-      <w:proofErr w:type="gramStart"/>
-      <w:r>
-        <w:t>],.............</w:t>
-      </w:r>
-      <w:proofErr w:type="gramEnd"/>
-      <w:r>
-        <w:t>s1[i+1]) </w:t>
+        <w:t>Left best subarray = max(p1[1],................p1[i]) </w:t>
+      </w:r>
+    </w:p>
+    <w:p>
+      <w:pPr>
+        <w:spacing w:after="0"/>
+        <w:contextualSpacing/>
+      </w:pPr>
+    </w:p>
+    <w:p>
+      <w:pPr>
+        <w:spacing w:after="0"/>
+        <w:contextualSpacing/>
+      </w:pPr>
+      <w:r>
+        <w:t>Right best subarray = max(s1[n],.............s1[i+1]) </w:t>
       </w:r>
     </w:p>
     <w:p>
@@ -6576,13 +5690,8 @@
         <w:spacing w:after="0"/>
         <w:contextualSpacing/>
       </w:pPr>
-      <w:proofErr w:type="gramStart"/>
-      <w:r>
-        <w:t>Observation :</w:t>
-      </w:r>
-      <w:proofErr w:type="gramEnd"/>
-      <w:r>
-        <w:t>- All elements in final array will be equal to the smallest element of the array </w:t>
+      <w:r>
+        <w:t>Observation :- All elements in final array will be equal to the smallest element of the array </w:t>
       </w:r>
     </w:p>
     <w:p>
@@ -6676,13 +5785,8 @@
       </w:pPr>
       <w:r>
         <w:lastRenderedPageBreak/>
-        <w:t>while(u==</w:t>
-      </w:r>
-      <w:proofErr w:type="gramStart"/>
-      <w:r>
-        <w:t>0){</w:t>
-      </w:r>
-      <w:proofErr w:type="gramEnd"/>
+        <w:t>while(u==0){</w:t>
+      </w:r>
     </w:p>
     <w:p>
       <w:pPr>
@@ -6959,23 +6063,13 @@
         <w:t>freq</w:t>
       </w:r>
       <w:proofErr w:type="spellEnd"/>
-      <w:proofErr w:type="gramStart"/>
-      <w:r>
-        <w:rPr>
-          <w:b/>
-          <w:bCs/>
-          <w:color w:val="7030A0"/>
-        </w:rPr>
-        <w:t>={</w:t>
-      </w:r>
-      <w:proofErr w:type="gramEnd"/>
-      <w:r>
-        <w:rPr>
-          <w:b/>
-          <w:bCs/>
-          <w:color w:val="7030A0"/>
-        </w:rPr>
-        <w:t>}</w:t>
+      <w:r>
+        <w:rPr>
+          <w:b/>
+          <w:bCs/>
+          <w:color w:val="7030A0"/>
+        </w:rPr>
+        <w:t>={}</w:t>
       </w:r>
     </w:p>
     <w:p>
@@ -7103,25 +6197,7 @@
           <w:bCs/>
           <w:color w:val="7030A0"/>
         </w:rPr>
-        <w:t>(num,</w:t>
-      </w:r>
-      <w:proofErr w:type="gramStart"/>
-      <w:r>
-        <w:rPr>
-          <w:b/>
-          <w:bCs/>
-          <w:color w:val="7030A0"/>
-        </w:rPr>
-        <w:t>0)+</w:t>
-      </w:r>
-      <w:proofErr w:type="gramEnd"/>
-      <w:r>
-        <w:rPr>
-          <w:b/>
-          <w:bCs/>
-          <w:color w:val="7030A0"/>
-        </w:rPr>
-        <w:t>1</w:t>
+        <w:t>(num,0)+1</w:t>
       </w:r>
     </w:p>
     <w:p>
@@ -7179,7 +6255,6 @@
         <w:t>(sorted(</w:t>
       </w:r>
       <w:proofErr w:type="spellStart"/>
-      <w:proofErr w:type="gramStart"/>
       <w:r>
         <w:rPr>
           <w:b/>
@@ -7189,32 +6264,13 @@
         <w:t>freq.items</w:t>
       </w:r>
       <w:proofErr w:type="spellEnd"/>
-      <w:proofErr w:type="gramEnd"/>
-      <w:r>
-        <w:rPr>
-          <w:b/>
-          <w:bCs/>
-          <w:color w:val="7030A0"/>
-        </w:rPr>
-        <w:t>(</w:t>
-      </w:r>
-      <w:proofErr w:type="gramStart"/>
-      <w:r>
-        <w:rPr>
-          <w:b/>
-          <w:bCs/>
-          <w:color w:val="7030A0"/>
-        </w:rPr>
-        <w:t>),reverse</w:t>
-      </w:r>
-      <w:proofErr w:type="gramEnd"/>
-      <w:r>
-        <w:rPr>
-          <w:b/>
-          <w:bCs/>
-          <w:color w:val="7030A0"/>
-        </w:rPr>
-        <w:t>=True))</w:t>
+      <w:r>
+        <w:rPr>
+          <w:b/>
+          <w:bCs/>
+          <w:color w:val="7030A0"/>
+        </w:rPr>
+        <w:t>(),reverse=True))</w:t>
       </w:r>
     </w:p>
     <w:p>
@@ -7274,7 +6330,6 @@
         <w:t xml:space="preserve">    values=list(</w:t>
       </w:r>
       <w:proofErr w:type="spellStart"/>
-      <w:proofErr w:type="gramStart"/>
       <w:r>
         <w:rPr>
           <w:b/>
@@ -7284,7 +6339,6 @@
         <w:t>freq.values</w:t>
       </w:r>
       <w:proofErr w:type="spellEnd"/>
-      <w:proofErr w:type="gramEnd"/>
       <w:r>
         <w:rPr>
           <w:b/>
@@ -7580,7 +6634,25 @@
           <w:bCs/>
           <w:color w:val="7030A0"/>
         </w:rPr>
-        <w:t xml:space="preserve">    for i in range(len(</w:t>
+        <w:t xml:space="preserve">    for i in range(</w:t>
+      </w:r>
+      <w:proofErr w:type="spellStart"/>
+      <w:r>
+        <w:rPr>
+          <w:b/>
+          <w:bCs/>
+          <w:color w:val="7030A0"/>
+        </w:rPr>
+        <w:t>len</w:t>
+      </w:r>
+      <w:proofErr w:type="spellEnd"/>
+      <w:r>
+        <w:rPr>
+          <w:b/>
+          <w:bCs/>
+          <w:color w:val="7030A0"/>
+        </w:rPr>
+        <w:t>(</w:t>
       </w:r>
       <w:proofErr w:type="spellStart"/>
       <w:r>
@@ -7842,25 +6914,7 @@
           <w:bCs/>
           <w:color w:val="7030A0"/>
         </w:rPr>
-        <w:t xml:space="preserve">            res = </w:t>
-      </w:r>
-      <w:proofErr w:type="gramStart"/>
-      <w:r>
-        <w:rPr>
-          <w:b/>
-          <w:bCs/>
-          <w:color w:val="7030A0"/>
-        </w:rPr>
-        <w:t>max(</w:t>
-      </w:r>
-      <w:proofErr w:type="gramEnd"/>
-      <w:r>
-        <w:rPr>
-          <w:b/>
-          <w:bCs/>
-          <w:color w:val="7030A0"/>
-        </w:rPr>
-        <w:t xml:space="preserve">res, i - </w:t>
+        <w:t xml:space="preserve">            res = max(res, i - </w:t>
       </w:r>
       <w:proofErr w:type="spellStart"/>
       <w:r>
@@ -8138,7 +7192,6 @@
         <w:t xml:space="preserve"> def </w:t>
       </w:r>
       <w:proofErr w:type="spellStart"/>
-      <w:proofErr w:type="gramStart"/>
       <w:r>
         <w:rPr>
           <w:b/>
@@ -8154,16 +7207,7 @@
           <w:bCs/>
           <w:color w:val="7030A0"/>
         </w:rPr>
-        <w:t>(</w:t>
-      </w:r>
-      <w:proofErr w:type="gramEnd"/>
-      <w:r>
-        <w:rPr>
-          <w:b/>
-          <w:bCs/>
-          <w:color w:val="7030A0"/>
-        </w:rPr>
-        <w:t>self, s):</w:t>
+        <w:t>(self, s):</w:t>
       </w:r>
     </w:p>
     <w:p>
@@ -8199,126 +7243,98 @@
           <w:bCs/>
           <w:color w:val="7030A0"/>
         </w:rPr>
+        <w:t>        :</w:t>
+      </w:r>
+      <w:proofErr w:type="spellStart"/>
+      <w:r>
+        <w:rPr>
+          <w:b/>
+          <w:bCs/>
+          <w:color w:val="7030A0"/>
+        </w:rPr>
+        <w:t>type s</w:t>
+      </w:r>
+      <w:proofErr w:type="spellEnd"/>
+      <w:r>
+        <w:rPr>
+          <w:b/>
+          <w:bCs/>
+          <w:color w:val="7030A0"/>
+        </w:rPr>
+        <w:t>: str</w:t>
+      </w:r>
+    </w:p>
+    <w:p>
+      <w:pPr>
+        <w:spacing w:after="0"/>
+        <w:rPr>
+          <w:b/>
+          <w:bCs/>
+          <w:color w:val="7030A0"/>
+        </w:rPr>
+      </w:pPr>
+      <w:r>
+        <w:rPr>
+          <w:b/>
+          <w:bCs/>
+          <w:color w:val="7030A0"/>
+        </w:rPr>
+        <w:t>        :</w:t>
+      </w:r>
+      <w:proofErr w:type="spellStart"/>
+      <w:r>
+        <w:rPr>
+          <w:b/>
+          <w:bCs/>
+          <w:color w:val="7030A0"/>
+        </w:rPr>
+        <w:t>rtype</w:t>
+      </w:r>
+      <w:proofErr w:type="spellEnd"/>
+      <w:r>
+        <w:rPr>
+          <w:b/>
+          <w:bCs/>
+          <w:color w:val="7030A0"/>
+        </w:rPr>
+        <w:t>: int</w:t>
+      </w:r>
+    </w:p>
+    <w:p>
+      <w:pPr>
+        <w:spacing w:after="0"/>
+        <w:rPr>
+          <w:b/>
+          <w:bCs/>
+          <w:color w:val="7030A0"/>
+        </w:rPr>
+      </w:pPr>
+      <w:r>
+        <w:rPr>
+          <w:b/>
+          <w:bCs/>
+          <w:color w:val="7030A0"/>
+        </w:rPr>
+        <w:t>        """</w:t>
+      </w:r>
+    </w:p>
+    <w:p>
+      <w:pPr>
+        <w:spacing w:after="0"/>
+        <w:rPr>
+          <w:b/>
+          <w:bCs/>
+          <w:color w:val="7030A0"/>
+        </w:rPr>
+      </w:pPr>
+      <w:r>
+        <w:rPr>
+          <w:b/>
+          <w:bCs/>
+          <w:color w:val="7030A0"/>
+        </w:rPr>
         <w:t xml:space="preserve">        </w:t>
       </w:r>
-      <w:proofErr w:type="gramStart"/>
-      <w:r>
-        <w:rPr>
-          <w:b/>
-          <w:bCs/>
-          <w:color w:val="7030A0"/>
-        </w:rPr>
-        <w:t>:</w:t>
-      </w:r>
-      <w:proofErr w:type="spellStart"/>
-      <w:r>
-        <w:rPr>
-          <w:b/>
-          <w:bCs/>
-          <w:color w:val="7030A0"/>
-        </w:rPr>
-        <w:t>type</w:t>
-      </w:r>
-      <w:proofErr w:type="gramEnd"/>
-      <w:r>
-        <w:rPr>
-          <w:b/>
-          <w:bCs/>
-          <w:color w:val="7030A0"/>
-        </w:rPr>
-        <w:t xml:space="preserve"> s</w:t>
-      </w:r>
-      <w:proofErr w:type="spellEnd"/>
-      <w:r>
-        <w:rPr>
-          <w:b/>
-          <w:bCs/>
-          <w:color w:val="7030A0"/>
-        </w:rPr>
-        <w:t>: str</w:t>
-      </w:r>
-    </w:p>
-    <w:p>
-      <w:pPr>
-        <w:spacing w:after="0"/>
-        <w:rPr>
-          <w:b/>
-          <w:bCs/>
-          <w:color w:val="7030A0"/>
-        </w:rPr>
-      </w:pPr>
-      <w:r>
-        <w:rPr>
-          <w:b/>
-          <w:bCs/>
-          <w:color w:val="7030A0"/>
-        </w:rPr>
-        <w:t xml:space="preserve">        </w:t>
-      </w:r>
-      <w:proofErr w:type="gramStart"/>
-      <w:r>
-        <w:rPr>
-          <w:b/>
-          <w:bCs/>
-          <w:color w:val="7030A0"/>
-        </w:rPr>
-        <w:t>:</w:t>
-      </w:r>
-      <w:proofErr w:type="spellStart"/>
-      <w:r>
-        <w:rPr>
-          <w:b/>
-          <w:bCs/>
-          <w:color w:val="7030A0"/>
-        </w:rPr>
-        <w:t>rtype</w:t>
-      </w:r>
-      <w:proofErr w:type="spellEnd"/>
-      <w:proofErr w:type="gramEnd"/>
-      <w:r>
-        <w:rPr>
-          <w:b/>
-          <w:bCs/>
-          <w:color w:val="7030A0"/>
-        </w:rPr>
-        <w:t>: int</w:t>
-      </w:r>
-    </w:p>
-    <w:p>
-      <w:pPr>
-        <w:spacing w:after="0"/>
-        <w:rPr>
-          <w:b/>
-          <w:bCs/>
-          <w:color w:val="7030A0"/>
-        </w:rPr>
-      </w:pPr>
-      <w:r>
-        <w:rPr>
-          <w:b/>
-          <w:bCs/>
-          <w:color w:val="7030A0"/>
-        </w:rPr>
-        <w:t>        """</w:t>
-      </w:r>
-    </w:p>
-    <w:p>
-      <w:pPr>
-        <w:spacing w:after="0"/>
-        <w:rPr>
-          <w:b/>
-          <w:bCs/>
-          <w:color w:val="7030A0"/>
-        </w:rPr>
-      </w:pPr>
-      <w:r>
-        <w:rPr>
-          <w:b/>
-          <w:bCs/>
-          <w:color w:val="7030A0"/>
-        </w:rPr>
-        <w:t xml:space="preserve">        </w:t>
-      </w:r>
     </w:p>
     <w:p>
       <w:pPr>
@@ -8353,61 +7369,25 @@
           <w:bCs/>
           <w:color w:val="7030A0"/>
         </w:rPr>
-        <w:t>        for i in range (len(s)-</w:t>
-      </w:r>
-      <w:proofErr w:type="gramStart"/>
-      <w:r>
-        <w:rPr>
-          <w:b/>
-          <w:bCs/>
-          <w:color w:val="7030A0"/>
-        </w:rPr>
-        <w:t>1,-1,-</w:t>
-      </w:r>
-      <w:proofErr w:type="gramEnd"/>
-      <w:r>
-        <w:rPr>
-          <w:b/>
-          <w:bCs/>
-          <w:color w:val="7030A0"/>
-        </w:rPr>
-        <w:t>1):</w:t>
-      </w:r>
-    </w:p>
-    <w:p>
-      <w:pPr>
-        <w:spacing w:after="0"/>
-        <w:rPr>
-          <w:b/>
-          <w:bCs/>
-          <w:color w:val="7030A0"/>
-        </w:rPr>
-      </w:pPr>
-      <w:r>
-        <w:rPr>
-          <w:b/>
-          <w:bCs/>
-          <w:color w:val="7030A0"/>
-        </w:rPr>
-        <w:t>            hm[s[i</w:t>
-      </w:r>
-      <w:proofErr w:type="gramStart"/>
-      <w:r>
-        <w:rPr>
-          <w:b/>
-          <w:bCs/>
-          <w:color w:val="7030A0"/>
-        </w:rPr>
-        <w:t>]]+</w:t>
-      </w:r>
-      <w:proofErr w:type="gramEnd"/>
-      <w:r>
-        <w:rPr>
-          <w:b/>
-          <w:bCs/>
-          <w:color w:val="7030A0"/>
-        </w:rPr>
-        <w:t>=1      </w:t>
+        <w:t>        for i in range (len(s)-1,-1,-1):</w:t>
+      </w:r>
+    </w:p>
+    <w:p>
+      <w:pPr>
+        <w:spacing w:after="0"/>
+        <w:rPr>
+          <w:b/>
+          <w:bCs/>
+          <w:color w:val="7030A0"/>
+        </w:rPr>
+      </w:pPr>
+      <w:r>
+        <w:rPr>
+          <w:b/>
+          <w:bCs/>
+          <w:color w:val="7030A0"/>
+        </w:rPr>
+        <w:t>            hm[s[i]]+=1      </w:t>
       </w:r>
     </w:p>
     <w:p>
@@ -8453,25 +7433,7 @@
           <w:bCs/>
           <w:color w:val="7030A0"/>
         </w:rPr>
-        <w:t>            if hm[s[i</w:t>
-      </w:r>
-      <w:proofErr w:type="gramStart"/>
-      <w:r>
-        <w:rPr>
-          <w:b/>
-          <w:bCs/>
-          <w:color w:val="7030A0"/>
-        </w:rPr>
-        <w:t>]]=</w:t>
-      </w:r>
-      <w:proofErr w:type="gramEnd"/>
-      <w:r>
-        <w:rPr>
-          <w:b/>
-          <w:bCs/>
-          <w:color w:val="7030A0"/>
-        </w:rPr>
-        <w:t>=1:</w:t>
+        <w:t>            if hm[s[i]]==1:</w:t>
       </w:r>
     </w:p>
     <w:p>
@@ -8547,15 +7509,7 @@
         <w:spacing w:after="0"/>
       </w:pPr>
       <w:r>
-        <w:t xml:space="preserve">Given a </w:t>
-      </w:r>
-      <w:proofErr w:type="gramStart"/>
-      <w:r>
-        <w:t>string array words</w:t>
-      </w:r>
-      <w:proofErr w:type="gramEnd"/>
-      <w:r>
-        <w:t>, return </w:t>
+        <w:t>Given a string array words, return </w:t>
       </w:r>
       <w:r>
         <w:rPr>
@@ -8760,7 +7714,6 @@
         <w:t xml:space="preserve">def </w:t>
       </w:r>
       <w:proofErr w:type="spellStart"/>
-      <w:proofErr w:type="gramStart"/>
       <w:r>
         <w:rPr>
           <w:b/>
@@ -8776,16 +7729,7 @@
           <w:bCs/>
           <w:color w:val="7030A0"/>
         </w:rPr>
-        <w:t>(</w:t>
-      </w:r>
-      <w:proofErr w:type="gramEnd"/>
-      <w:r>
-        <w:rPr>
-          <w:b/>
-          <w:bCs/>
-          <w:color w:val="7030A0"/>
-        </w:rPr>
-        <w:t>self, words):</w:t>
+        <w:t>(self, words):</w:t>
       </w:r>
     </w:p>
     <w:p>
@@ -8831,7 +7775,25 @@
           <w:bCs/>
           <w:color w:val="7030A0"/>
         </w:rPr>
-        <w:t>=defaultdict(int)</w:t>
+        <w:t>=</w:t>
+      </w:r>
+      <w:proofErr w:type="spellStart"/>
+      <w:r>
+        <w:rPr>
+          <w:b/>
+          <w:bCs/>
+          <w:color w:val="7030A0"/>
+        </w:rPr>
+        <w:t>defaultdict</w:t>
+      </w:r>
+      <w:proofErr w:type="spellEnd"/>
+      <w:r>
+        <w:rPr>
+          <w:b/>
+          <w:bCs/>
+          <w:color w:val="7030A0"/>
+        </w:rPr>
+        <w:t>(int)</w:t>
       </w:r>
     </w:p>
     <w:p>
@@ -8877,25 +7839,7 @@
           <w:bCs/>
           <w:color w:val="7030A0"/>
         </w:rPr>
-        <w:t xml:space="preserve"> in </w:t>
-      </w:r>
-      <w:proofErr w:type="gramStart"/>
-      <w:r>
-        <w:rPr>
-          <w:b/>
-          <w:bCs/>
-          <w:color w:val="7030A0"/>
-        </w:rPr>
-        <w:t>words[</w:t>
-      </w:r>
-      <w:proofErr w:type="gramEnd"/>
-      <w:r>
-        <w:rPr>
-          <w:b/>
-          <w:bCs/>
-          <w:color w:val="7030A0"/>
-        </w:rPr>
-        <w:t>0]:</w:t>
+        <w:t xml:space="preserve"> in words[0]:</w:t>
       </w:r>
     </w:p>
     <w:p>
@@ -9013,7 +7957,25 @@
           <w:bCs/>
           <w:color w:val="7030A0"/>
         </w:rPr>
-        <w:t>=defaultdict(int)</w:t>
+        <w:t>=</w:t>
+      </w:r>
+      <w:proofErr w:type="spellStart"/>
+      <w:r>
+        <w:rPr>
+          <w:b/>
+          <w:bCs/>
+          <w:color w:val="7030A0"/>
+        </w:rPr>
+        <w:t>defaultdict</w:t>
+      </w:r>
+      <w:proofErr w:type="spellEnd"/>
+      <w:r>
+        <w:rPr>
+          <w:b/>
+          <w:bCs/>
+          <w:color w:val="7030A0"/>
+        </w:rPr>
+        <w:t>(int)</w:t>
       </w:r>
     </w:p>
     <w:p>
@@ -9233,7 +8195,6 @@
         <w:t>ch</w:t>
       </w:r>
       <w:proofErr w:type="spellEnd"/>
-      <w:proofErr w:type="gramStart"/>
       <w:r>
         <w:rPr>
           <w:b/>
@@ -9252,7 +8213,6 @@
         <w:t>curhm</w:t>
       </w:r>
       <w:proofErr w:type="spellEnd"/>
-      <w:proofErr w:type="gramEnd"/>
       <w:r>
         <w:rPr>
           <w:b/>
@@ -9295,51 +8255,87 @@
           <w:bCs/>
           <w:color w:val="00B050"/>
         </w:rPr>
-        <w:t>        ans</w:t>
-      </w:r>
-      <w:proofErr w:type="gramStart"/>
-      <w:r>
+        <w:t>        ans=[]</w:t>
+      </w:r>
+    </w:p>
+    <w:p>
+      <w:pPr>
+        <w:spacing w:after="0"/>
         <w:rPr>
           <w:b/>
           <w:bCs/>
           <w:color w:val="00B050"/>
         </w:rPr>
-        <w:t>=[</w:t>
-      </w:r>
-      <w:proofErr w:type="gramEnd"/>
+      </w:pPr>
       <w:r>
         <w:rPr>
           <w:b/>
           <w:bCs/>
           <w:color w:val="00B050"/>
         </w:rPr>
-        <w:t>]</w:t>
-      </w:r>
-    </w:p>
-    <w:p>
-      <w:pPr>
-        <w:spacing w:after="0"/>
+        <w:t xml:space="preserve">        for </w:t>
+      </w:r>
+      <w:proofErr w:type="spellStart"/>
+      <w:r>
         <w:rPr>
           <w:b/>
           <w:bCs/>
           <w:color w:val="00B050"/>
         </w:rPr>
-      </w:pPr>
+        <w:t>ch</w:t>
+      </w:r>
+      <w:proofErr w:type="spellEnd"/>
       <w:r>
         <w:rPr>
           <w:b/>
           <w:bCs/>
           <w:color w:val="00B050"/>
         </w:rPr>
-        <w:t xml:space="preserve">        for </w:t>
-      </w:r>
-      <w:proofErr w:type="spellStart"/>
-      <w:r>
+        <w:t xml:space="preserve"> in refhm:</w:t>
+      </w:r>
+    </w:p>
+    <w:p>
+      <w:pPr>
+        <w:spacing w:after="0"/>
         <w:rPr>
           <w:b/>
           <w:bCs/>
           <w:color w:val="00B050"/>
         </w:rPr>
+      </w:pPr>
+      <w:r>
+        <w:rPr>
+          <w:b/>
+          <w:bCs/>
+          <w:color w:val="00B050"/>
+        </w:rPr>
+        <w:t>            for _ in range(</w:t>
+      </w:r>
+      <w:proofErr w:type="spellStart"/>
+      <w:r>
+        <w:rPr>
+          <w:b/>
+          <w:bCs/>
+          <w:color w:val="00B050"/>
+        </w:rPr>
+        <w:t>refhm</w:t>
+      </w:r>
+      <w:proofErr w:type="spellEnd"/>
+      <w:r>
+        <w:rPr>
+          <w:b/>
+          <w:bCs/>
+          <w:color w:val="00B050"/>
+        </w:rPr>
+        <w:t>[</w:t>
+      </w:r>
+      <w:proofErr w:type="spellStart"/>
+      <w:r>
+        <w:rPr>
+          <w:b/>
+          <w:bCs/>
+          <w:color w:val="00B050"/>
+        </w:rPr>
         <w:t>ch</w:t>
       </w:r>
       <w:proofErr w:type="spellEnd"/>
@@ -9349,7 +8345,7 @@
           <w:bCs/>
           <w:color w:val="00B050"/>
         </w:rPr>
-        <w:t xml:space="preserve"> in refhm:</w:t>
+        <w:t>]):</w:t>
       </w:r>
     </w:p>
     <w:p>
@@ -9367,7 +8363,7 @@
           <w:bCs/>
           <w:color w:val="00B050"/>
         </w:rPr>
-        <w:t>            for _ in range(</w:t>
+        <w:t xml:space="preserve">                </w:t>
       </w:r>
       <w:proofErr w:type="spellStart"/>
       <w:r>
@@ -9376,65 +8372,9 @@
           <w:bCs/>
           <w:color w:val="00B050"/>
         </w:rPr>
-        <w:t>refhm</w:t>
-      </w:r>
-      <w:proofErr w:type="spellEnd"/>
-      <w:r>
-        <w:rPr>
-          <w:b/>
-          <w:bCs/>
-          <w:color w:val="00B050"/>
-        </w:rPr>
-        <w:t>[</w:t>
-      </w:r>
-      <w:proofErr w:type="spellStart"/>
-      <w:r>
-        <w:rPr>
-          <w:b/>
-          <w:bCs/>
-          <w:color w:val="00B050"/>
-        </w:rPr>
-        <w:t>ch</w:t>
-      </w:r>
-      <w:proofErr w:type="spellEnd"/>
-      <w:r>
-        <w:rPr>
-          <w:b/>
-          <w:bCs/>
-          <w:color w:val="00B050"/>
-        </w:rPr>
-        <w:t>]):</w:t>
-      </w:r>
-    </w:p>
-    <w:p>
-      <w:pPr>
-        <w:spacing w:after="0"/>
-        <w:rPr>
-          <w:b/>
-          <w:bCs/>
-          <w:color w:val="00B050"/>
-        </w:rPr>
-      </w:pPr>
-      <w:r>
-        <w:rPr>
-          <w:b/>
-          <w:bCs/>
-          <w:color w:val="00B050"/>
-        </w:rPr>
-        <w:t xml:space="preserve">                </w:t>
-      </w:r>
-      <w:proofErr w:type="spellStart"/>
-      <w:proofErr w:type="gramStart"/>
-      <w:r>
-        <w:rPr>
-          <w:b/>
-          <w:bCs/>
-          <w:color w:val="00B050"/>
-        </w:rPr>
         <w:t>ans.append</w:t>
       </w:r>
       <w:proofErr w:type="spellEnd"/>
-      <w:proofErr w:type="gramEnd"/>
       <w:r>
         <w:rPr>
           <w:b/>
@@ -9605,15 +8545,7 @@
         <w:t>Explanation:</w:t>
       </w:r>
       <w:r>
-        <w:t xml:space="preserve"> The longest consecutive elements sequence is [1, 2, 3, 4]. </w:t>
-      </w:r>
-      <w:proofErr w:type="gramStart"/>
-      <w:r>
-        <w:t>Therefore</w:t>
-      </w:r>
-      <w:proofErr w:type="gramEnd"/>
-      <w:r>
-        <w:t xml:space="preserve"> its length is 4.</w:t>
+        <w:t xml:space="preserve"> The longest consecutive elements sequence is [1, 2, 3, 4]. Therefore its length is 4.</w:t>
       </w:r>
     </w:p>
     <w:p>
@@ -9676,7 +8608,6 @@
         <w:t xml:space="preserve">def </w:t>
       </w:r>
       <w:proofErr w:type="spellStart"/>
-      <w:proofErr w:type="gramStart"/>
       <w:r>
         <w:rPr>
           <w:b/>
@@ -9692,16 +8623,7 @@
           <w:bCs/>
           <w:color w:val="7030A0"/>
         </w:rPr>
-        <w:t>(</w:t>
-      </w:r>
-      <w:proofErr w:type="gramEnd"/>
-      <w:r>
-        <w:rPr>
-          <w:b/>
-          <w:bCs/>
-          <w:color w:val="7030A0"/>
-        </w:rPr>
-        <w:t xml:space="preserve">self, </w:t>
+        <w:t xml:space="preserve">(self, </w:t>
       </w:r>
       <w:proofErr w:type="spellStart"/>
       <w:r>
@@ -9837,25 +8759,7 @@
           <w:bCs/>
           <w:color w:val="7030A0"/>
         </w:rPr>
-        <w:t>        seen</w:t>
-      </w:r>
-      <w:proofErr w:type="gramStart"/>
-      <w:r>
-        <w:rPr>
-          <w:b/>
-          <w:bCs/>
-          <w:color w:val="7030A0"/>
-        </w:rPr>
-        <w:t>=(</w:t>
-      </w:r>
-      <w:proofErr w:type="gramEnd"/>
-      <w:r>
-        <w:rPr>
-          <w:b/>
-          <w:bCs/>
-          <w:color w:val="7030A0"/>
-        </w:rPr>
-        <w:t>)</w:t>
+        <w:t>        seen=()</w:t>
       </w:r>
     </w:p>
     <w:p>
@@ -10057,7 +8961,6 @@
         <w:t>                longest=max(</w:t>
       </w:r>
       <w:proofErr w:type="spellStart"/>
-      <w:proofErr w:type="gramStart"/>
       <w:r>
         <w:rPr>
           <w:b/>
@@ -10067,7 +8970,6 @@
         <w:t>longest,length</w:t>
       </w:r>
       <w:proofErr w:type="spellEnd"/>
-      <w:proofErr w:type="gramEnd"/>
       <w:r>
         <w:rPr>
           <w:b/>
@@ -10225,9 +9127,12 @@
     <w:p/>
     <w:p>
       <w:r>
+        <w:rPr>
+          <w:noProof/>
+        </w:rPr>
         <w:lastRenderedPageBreak/>
         <w:drawing>
-          <wp:inline distT="0" distB="0" distL="0" distR="0" wp14:anchorId="0ED93DBF" wp14:editId="7A896066">
+          <wp:inline distT="0" distB="0" distL="0" distR="0" wp14:anchorId="0ED93DBF" wp14:editId="72993BC6">
             <wp:extent cx="5731510" cy="3225800"/>
             <wp:effectExtent l="0" t="0" r="2540" b="0"/>
             <wp:docPr id="1290459545" name="Picture 8"/>
@@ -10279,6 +9184,9 @@
     <w:p/>
     <w:p>
       <w:r>
+        <w:rPr>
+          <w:noProof/>
+        </w:rPr>
         <w:lastRenderedPageBreak/>
         <w:drawing>
           <wp:inline distT="0" distB="0" distL="0" distR="0" wp14:anchorId="3F227019" wp14:editId="0E062DA7">
@@ -10332,6 +9240,9 @@
     </w:p>
     <w:p>
       <w:r>
+        <w:rPr>
+          <w:noProof/>
+        </w:rPr>
         <w:lastRenderedPageBreak/>
         <w:drawing>
           <wp:inline distT="0" distB="0" distL="0" distR="0" wp14:anchorId="27335343" wp14:editId="6966656F">
@@ -10383,6 +9294,9 @@
         </w:drawing>
       </w:r>
       <w:r>
+        <w:rPr>
+          <w:noProof/>
+        </w:rPr>
         <w:lastRenderedPageBreak/>
         <w:drawing>
           <wp:inline distT="0" distB="0" distL="0" distR="0" wp14:anchorId="770E058E" wp14:editId="000F9454">
@@ -10453,23 +9367,7 @@
         <w:spacing w:after="0"/>
       </w:pPr>
       <w:r>
-        <w:t xml:space="preserve">Definition :-&gt; [i……j] is good if </w:t>
-      </w:r>
-      <w:proofErr w:type="gramStart"/>
-      <w:r>
-        <w:t>sum[</w:t>
-      </w:r>
-      <w:proofErr w:type="gramEnd"/>
-      <w:r>
-        <w:t>i……</w:t>
-      </w:r>
-      <w:proofErr w:type="gramStart"/>
-      <w:r>
-        <w:t>j]%</w:t>
-      </w:r>
-      <w:proofErr w:type="gramEnd"/>
-      <w:r>
-        <w:t>k == length of that subarray </w:t>
+        <w:t>Definition :-&gt; [i……j] is good if sum[i……j]%k == length of that subarray </w:t>
       </w:r>
     </w:p>
     <w:p>
@@ -10531,9 +9429,8 @@
           <w:sz w:val="28"/>
           <w:szCs w:val="28"/>
         </w:rPr>
-        <w:t xml:space="preserve">Easier version :-&gt; Good subarray -&gt; </w:t>
-      </w:r>
-      <w:proofErr w:type="gramStart"/>
+        <w:t>Easier version :-&gt; Good subarray -&gt; sum[i….j] = j-i+1</w:t>
+      </w:r>
       <w:r>
         <w:rPr>
           <w:b/>
@@ -10541,45 +9438,6 @@
           <w:sz w:val="28"/>
           <w:szCs w:val="28"/>
         </w:rPr>
-        <w:t>sum[</w:t>
-      </w:r>
-      <w:proofErr w:type="gramEnd"/>
-      <w:r>
-        <w:rPr>
-          <w:b/>
-          <w:bCs/>
-          <w:sz w:val="28"/>
-          <w:szCs w:val="28"/>
-        </w:rPr>
-        <w:t>i</w:t>
-      </w:r>
-      <w:proofErr w:type="gramStart"/>
-      <w:r>
-        <w:rPr>
-          <w:b/>
-          <w:bCs/>
-          <w:sz w:val="28"/>
-          <w:szCs w:val="28"/>
-        </w:rPr>
-        <w:t>….j</w:t>
-      </w:r>
-      <w:proofErr w:type="gramEnd"/>
-      <w:r>
-        <w:rPr>
-          <w:b/>
-          <w:bCs/>
-          <w:sz w:val="28"/>
-          <w:szCs w:val="28"/>
-        </w:rPr>
-        <w:t>] = j-i+1</w:t>
-      </w:r>
-      <w:r>
-        <w:rPr>
-          <w:b/>
-          <w:bCs/>
-          <w:sz w:val="28"/>
-          <w:szCs w:val="28"/>
-        </w:rPr>
         <w:t xml:space="preserve"> (sum==length)</w:t>
       </w:r>
     </w:p>
@@ -10616,79 +9474,25 @@
           <w:bCs/>
           <w:color w:val="7030A0"/>
         </w:rPr>
-        <w:t>n = int(</w:t>
-      </w:r>
-      <w:proofErr w:type="gramStart"/>
-      <w:r>
-        <w:rPr>
-          <w:b/>
-          <w:bCs/>
-          <w:color w:val="7030A0"/>
-        </w:rPr>
-        <w:t>input(</w:t>
-      </w:r>
-      <w:proofErr w:type="gramEnd"/>
-      <w:r>
-        <w:rPr>
-          <w:b/>
-          <w:bCs/>
-          <w:color w:val="7030A0"/>
-        </w:rPr>
-        <w:t>))</w:t>
-      </w:r>
-    </w:p>
-    <w:p>
-      <w:pPr>
-        <w:spacing w:after="0"/>
-        <w:rPr>
-          <w:b/>
-          <w:bCs/>
-          <w:color w:val="7030A0"/>
-        </w:rPr>
-      </w:pPr>
-      <w:r>
-        <w:rPr>
-          <w:b/>
-          <w:bCs/>
-          <w:color w:val="7030A0"/>
-        </w:rPr>
-        <w:t xml:space="preserve">b = [0] + </w:t>
-      </w:r>
-      <w:proofErr w:type="gramStart"/>
-      <w:r>
-        <w:rPr>
-          <w:b/>
-          <w:bCs/>
-          <w:color w:val="7030A0"/>
-        </w:rPr>
-        <w:t>list(map(</w:t>
-      </w:r>
-      <w:proofErr w:type="gramEnd"/>
-      <w:r>
-        <w:rPr>
-          <w:b/>
-          <w:bCs/>
-          <w:color w:val="7030A0"/>
-        </w:rPr>
-        <w:t>int, input(</w:t>
-      </w:r>
-      <w:proofErr w:type="gramStart"/>
-      <w:r>
-        <w:rPr>
-          <w:b/>
-          <w:bCs/>
-          <w:color w:val="7030A0"/>
-        </w:rPr>
-        <w:t>).split</w:t>
-      </w:r>
-      <w:proofErr w:type="gramEnd"/>
-      <w:r>
-        <w:rPr>
-          <w:b/>
-          <w:bCs/>
-          <w:color w:val="7030A0"/>
-        </w:rPr>
-        <w:t>()))</w:t>
+        <w:t>n = int(input())</w:t>
+      </w:r>
+    </w:p>
+    <w:p>
+      <w:pPr>
+        <w:spacing w:after="0"/>
+        <w:rPr>
+          <w:b/>
+          <w:bCs/>
+          <w:color w:val="7030A0"/>
+        </w:rPr>
+      </w:pPr>
+      <w:r>
+        <w:rPr>
+          <w:b/>
+          <w:bCs/>
+          <w:color w:val="7030A0"/>
+        </w:rPr>
+        <w:t>b = [0] + list(map(int, input().split()))</w:t>
       </w:r>
     </w:p>
     <w:p>
@@ -10724,61 +9528,25 @@
           <w:bCs/>
           <w:color w:val="7030A0"/>
         </w:rPr>
-        <w:t xml:space="preserve">for i in </w:t>
-      </w:r>
-      <w:proofErr w:type="gramStart"/>
-      <w:r>
-        <w:rPr>
-          <w:b/>
-          <w:bCs/>
-          <w:color w:val="7030A0"/>
-        </w:rPr>
-        <w:t>range(</w:t>
-      </w:r>
-      <w:proofErr w:type="gramEnd"/>
-      <w:r>
-        <w:rPr>
-          <w:b/>
-          <w:bCs/>
-          <w:color w:val="7030A0"/>
-        </w:rPr>
-        <w:t>1, n + 1):</w:t>
-      </w:r>
-    </w:p>
-    <w:p>
-      <w:pPr>
-        <w:spacing w:after="0"/>
-        <w:rPr>
-          <w:b/>
-          <w:bCs/>
-          <w:color w:val="7030A0"/>
-        </w:rPr>
-      </w:pPr>
-      <w:r>
-        <w:rPr>
-          <w:b/>
-          <w:bCs/>
-          <w:color w:val="7030A0"/>
-        </w:rPr>
-        <w:t xml:space="preserve">    p[i] = </w:t>
-      </w:r>
-      <w:proofErr w:type="gramStart"/>
-      <w:r>
-        <w:rPr>
-          <w:b/>
-          <w:bCs/>
-          <w:color w:val="7030A0"/>
-        </w:rPr>
-        <w:t>p[</w:t>
-      </w:r>
-      <w:proofErr w:type="gramEnd"/>
-      <w:r>
-        <w:rPr>
-          <w:b/>
-          <w:bCs/>
-          <w:color w:val="7030A0"/>
-        </w:rPr>
-        <w:t>i - 1] + b[i]</w:t>
+        <w:t>for i in range(1, n + 1):</w:t>
+      </w:r>
+    </w:p>
+    <w:p>
+      <w:pPr>
+        <w:spacing w:after="0"/>
+        <w:rPr>
+          <w:b/>
+          <w:bCs/>
+          <w:color w:val="7030A0"/>
+        </w:rPr>
+      </w:pPr>
+      <w:r>
+        <w:rPr>
+          <w:b/>
+          <w:bCs/>
+          <w:color w:val="7030A0"/>
+        </w:rPr>
+        <w:t xml:space="preserve">    p[i] = p[i - 1] + b[i]</w:t>
       </w:r>
     </w:p>
     <w:p>
@@ -10806,20 +9574,37 @@
           <w:bCs/>
           <w:color w:val="7030A0"/>
         </w:rPr>
-        <w:t xml:space="preserve"> = defaultdict(int)</w:t>
-      </w:r>
-    </w:p>
-    <w:p>
-      <w:pPr>
-        <w:spacing w:after="0"/>
-        <w:rPr>
-          <w:b/>
-          <w:bCs/>
-          <w:color w:val="7030A0"/>
-        </w:rPr>
-      </w:pPr>
-      <w:proofErr w:type="spellStart"/>
-      <w:proofErr w:type="gramStart"/>
+        <w:t xml:space="preserve"> = </w:t>
+      </w:r>
+      <w:proofErr w:type="spellStart"/>
+      <w:r>
+        <w:rPr>
+          <w:b/>
+          <w:bCs/>
+          <w:color w:val="7030A0"/>
+        </w:rPr>
+        <w:t>defaultdict</w:t>
+      </w:r>
+      <w:proofErr w:type="spellEnd"/>
+      <w:r>
+        <w:rPr>
+          <w:b/>
+          <w:bCs/>
+          <w:color w:val="7030A0"/>
+        </w:rPr>
+        <w:t>(int)</w:t>
+      </w:r>
+    </w:p>
+    <w:p>
+      <w:pPr>
+        <w:spacing w:after="0"/>
+        <w:rPr>
+          <w:b/>
+          <w:bCs/>
+          <w:color w:val="7030A0"/>
+        </w:rPr>
+      </w:pPr>
+      <w:proofErr w:type="spellStart"/>
       <w:r>
         <w:rPr>
           <w:b/>
@@ -10835,16 +9620,7 @@
           <w:bCs/>
           <w:color w:val="7030A0"/>
         </w:rPr>
-        <w:t>[</w:t>
-      </w:r>
-      <w:proofErr w:type="gramEnd"/>
-      <w:r>
-        <w:rPr>
-          <w:b/>
-          <w:bCs/>
-          <w:color w:val="7030A0"/>
-        </w:rPr>
-        <w:t>0] = 1</w:t>
+        <w:t>[0] = 1</w:t>
       </w:r>
     </w:p>
     <w:p>
@@ -10880,25 +9656,7 @@
           <w:bCs/>
           <w:color w:val="7030A0"/>
         </w:rPr>
-        <w:t xml:space="preserve">for j in </w:t>
-      </w:r>
-      <w:proofErr w:type="gramStart"/>
-      <w:r>
-        <w:rPr>
-          <w:b/>
-          <w:bCs/>
-          <w:color w:val="7030A0"/>
-        </w:rPr>
-        <w:t>range(</w:t>
-      </w:r>
-      <w:proofErr w:type="gramEnd"/>
-      <w:r>
-        <w:rPr>
-          <w:b/>
-          <w:bCs/>
-          <w:color w:val="7030A0"/>
-        </w:rPr>
-        <w:t>1, n + 1):</w:t>
+        <w:t>for j in range(1, n + 1):</w:t>
       </w:r>
     </w:p>
     <w:p>
@@ -11022,23 +9780,7 @@
         <w:spacing w:after="0"/>
       </w:pPr>
       <w:r>
-        <w:t xml:space="preserve">:-&gt; p[j] = </w:t>
-      </w:r>
-      <w:proofErr w:type="gramStart"/>
-      <w:r>
-        <w:t>sum(</w:t>
-      </w:r>
-      <w:proofErr w:type="gramEnd"/>
-      <w:r>
-        <w:t>1</w:t>
-      </w:r>
-      <w:proofErr w:type="gramStart"/>
-      <w:r>
-        <w:t>….j</w:t>
-      </w:r>
-      <w:proofErr w:type="gramEnd"/>
-      <w:r>
-        <w:t>); </w:t>
+        <w:t>:-&gt; p[j] = sum(1….j); </w:t>
       </w:r>
     </w:p>
     <w:p>
@@ -11062,7 +9804,6 @@
       <w:r>
         <w:t xml:space="preserve"> p[i-1]-i+1 then [i</w:t>
       </w:r>
-      <w:proofErr w:type="gramStart"/>
       <w:r>
         <w:rPr>
           <w:rFonts w:ascii="Calibri" w:hAnsi="Calibri" w:cs="Calibri"/>
@@ -11070,11 +9811,7 @@
         <w:t>…</w:t>
       </w:r>
       <w:r>
-        <w:t>.j</w:t>
-      </w:r>
-      <w:proofErr w:type="gramEnd"/>
-      <w:r>
-        <w:t>]</w:t>
+        <w:t>.j]</w:t>
       </w:r>
       <w:r>
         <w:rPr>
@@ -11106,15 +9843,7 @@
         <w:spacing w:after="0"/>
       </w:pPr>
       <w:r>
-        <w:t xml:space="preserve">-&gt; </w:t>
-      </w:r>
-      <w:proofErr w:type="gramStart"/>
-      <w:r>
-        <w:t>Logic :</w:t>
-      </w:r>
-      <w:proofErr w:type="gramEnd"/>
-      <w:r>
-        <w:t xml:space="preserve">- </w:t>
+        <w:t xml:space="preserve">-&gt; Logic :- </w:t>
       </w:r>
       <w:hyperlink r:id="rId21" w:history="1">
         <w:r>
@@ -11243,44 +9972,20 @@
         <w:spacing w:after="0"/>
       </w:pPr>
       <w:r>
-        <w:t xml:space="preserve">-&gt; We have to find the count of subarrays such </w:t>
-      </w:r>
-      <w:proofErr w:type="gramStart"/>
-      <w:r>
-        <w:t>that  sum</w:t>
-      </w:r>
-      <w:proofErr w:type="gramEnd"/>
-      <w:r>
-        <w:t>[i……</w:t>
-      </w:r>
-      <w:proofErr w:type="gramStart"/>
-      <w:r>
-        <w:t>j]%</w:t>
-      </w:r>
-      <w:proofErr w:type="gramEnd"/>
-      <w:r>
-        <w:t>k==(j-i+1)</w:t>
-      </w:r>
-    </w:p>
-    <w:p>
-      <w:pPr>
-        <w:spacing w:after="0"/>
-      </w:pPr>
-    </w:p>
-    <w:p>
-      <w:pPr>
-        <w:spacing w:after="0"/>
-      </w:pPr>
-      <w:r>
-        <w:t>-&gt; (p[j] - p[i-1</w:t>
-      </w:r>
-      <w:proofErr w:type="gramStart"/>
-      <w:r>
-        <w:t>])%</w:t>
-      </w:r>
-      <w:proofErr w:type="gramEnd"/>
-      <w:r>
-        <w:t>k = j-i+1 </w:t>
+        <w:t>-&gt; We have to find the count of subarrays such that  sum[i……j]%k==(j-i+1)</w:t>
+      </w:r>
+    </w:p>
+    <w:p>
+      <w:pPr>
+        <w:spacing w:after="0"/>
+      </w:pPr>
+    </w:p>
+    <w:p>
+      <w:pPr>
+        <w:spacing w:after="0"/>
+      </w:pPr>
+      <w:r>
+        <w:t>-&gt; (p[j] - p[i-1])%k = j-i+1 </w:t>
       </w:r>
     </w:p>
     <w:p>
@@ -11354,23 +10059,7 @@
         <w:spacing w:after="0"/>
       </w:pPr>
       <w:r>
-        <w:t>-&gt; (p[j]%k -j%k + k)%k == (p[i-</w:t>
-      </w:r>
-      <w:proofErr w:type="gramStart"/>
-      <w:r>
-        <w:t>1]%</w:t>
-      </w:r>
-      <w:proofErr w:type="gramEnd"/>
-      <w:r>
-        <w:t xml:space="preserve">k -i%k + 1%k + </w:t>
-      </w:r>
-      <w:proofErr w:type="gramStart"/>
-      <w:r>
-        <w:t>k)%</w:t>
-      </w:r>
-      <w:proofErr w:type="gramEnd"/>
-      <w:r>
-        <w:t>k </w:t>
+        <w:t>-&gt; (p[j]%k -j%k + k)%k == (p[i-1]%k -i%k + 1%k + k)%k </w:t>
       </w:r>
     </w:p>
     <w:p>
@@ -11434,7 +10123,6 @@
         </w:rPr>
       </w:pPr>
       <w:proofErr w:type="spellStart"/>
-      <w:proofErr w:type="gramStart"/>
       <w:r>
         <w:rPr>
           <w:b/>
@@ -11444,7 +10132,6 @@
         <w:t>n,k</w:t>
       </w:r>
       <w:proofErr w:type="spellEnd"/>
-      <w:proofErr w:type="gramEnd"/>
       <w:r>
         <w:rPr>
           <w:b/>
@@ -11454,7 +10141,6 @@
         <w:t>=map(</w:t>
       </w:r>
       <w:proofErr w:type="spellStart"/>
-      <w:proofErr w:type="gramStart"/>
       <w:r>
         <w:rPr>
           <w:b/>
@@ -11464,70 +10150,32 @@
         <w:t>int,input</w:t>
       </w:r>
       <w:proofErr w:type="spellEnd"/>
-      <w:proofErr w:type="gramEnd"/>
-      <w:r>
-        <w:rPr>
-          <w:b/>
-          <w:bCs/>
-          <w:color w:val="7030A0"/>
-        </w:rPr>
-        <w:t>(</w:t>
-      </w:r>
-      <w:proofErr w:type="gramStart"/>
-      <w:r>
-        <w:rPr>
-          <w:b/>
-          <w:bCs/>
-          <w:color w:val="7030A0"/>
-        </w:rPr>
-        <w:t>).split</w:t>
-      </w:r>
-      <w:proofErr w:type="gramEnd"/>
-      <w:r>
-        <w:rPr>
-          <w:b/>
-          <w:bCs/>
-          <w:color w:val="7030A0"/>
-        </w:rPr>
-        <w:t>())</w:t>
-      </w:r>
-    </w:p>
-    <w:p>
-      <w:pPr>
-        <w:rPr>
-          <w:b/>
-          <w:bCs/>
-          <w:color w:val="7030A0"/>
-        </w:rPr>
-      </w:pPr>
-      <w:r>
-        <w:rPr>
-          <w:b/>
-          <w:bCs/>
-          <w:color w:val="7030A0"/>
-        </w:rPr>
-        <w:t>a=[</w:t>
-      </w:r>
-      <w:proofErr w:type="gramStart"/>
-      <w:r>
-        <w:rPr>
-          <w:b/>
-          <w:bCs/>
-          <w:color w:val="7030A0"/>
-        </w:rPr>
-        <w:t>0]+</w:t>
-      </w:r>
-      <w:proofErr w:type="gramEnd"/>
-      <w:r>
-        <w:rPr>
-          <w:b/>
-          <w:bCs/>
-          <w:color w:val="7030A0"/>
-        </w:rPr>
-        <w:t>list(map(</w:t>
-      </w:r>
-      <w:proofErr w:type="spellStart"/>
-      <w:proofErr w:type="gramStart"/>
+      <w:r>
+        <w:rPr>
+          <w:b/>
+          <w:bCs/>
+          <w:color w:val="7030A0"/>
+        </w:rPr>
+        <w:t>().split())</w:t>
+      </w:r>
+    </w:p>
+    <w:p>
+      <w:pPr>
+        <w:rPr>
+          <w:b/>
+          <w:bCs/>
+          <w:color w:val="7030A0"/>
+        </w:rPr>
+      </w:pPr>
+      <w:r>
+        <w:rPr>
+          <w:b/>
+          <w:bCs/>
+          <w:color w:val="7030A0"/>
+        </w:rPr>
+        <w:t>a=[0]+list(map(</w:t>
+      </w:r>
+      <w:proofErr w:type="spellStart"/>
       <w:r>
         <w:rPr>
           <w:b/>
@@ -11537,137 +10185,64 @@
         <w:t>int,input</w:t>
       </w:r>
       <w:proofErr w:type="spellEnd"/>
-      <w:proofErr w:type="gramEnd"/>
-      <w:r>
-        <w:rPr>
-          <w:b/>
-          <w:bCs/>
-          <w:color w:val="7030A0"/>
-        </w:rPr>
-        <w:t>(</w:t>
-      </w:r>
-      <w:proofErr w:type="gramStart"/>
-      <w:r>
-        <w:rPr>
-          <w:b/>
-          <w:bCs/>
-          <w:color w:val="7030A0"/>
-        </w:rPr>
-        <w:t>).split</w:t>
-      </w:r>
-      <w:proofErr w:type="gramEnd"/>
-      <w:r>
-        <w:rPr>
-          <w:b/>
-          <w:bCs/>
-          <w:color w:val="7030A0"/>
-        </w:rPr>
-        <w:t>()))</w:t>
-      </w:r>
-    </w:p>
-    <w:p>
-      <w:pPr>
-        <w:rPr>
-          <w:b/>
-          <w:bCs/>
-          <w:color w:val="7030A0"/>
-        </w:rPr>
-      </w:pPr>
-      <w:r>
-        <w:rPr>
-          <w:b/>
-          <w:bCs/>
-          <w:color w:val="7030A0"/>
-        </w:rPr>
-        <w:t>prefix=[</w:t>
-      </w:r>
-      <w:proofErr w:type="gramStart"/>
-      <w:r>
-        <w:rPr>
-          <w:b/>
-          <w:bCs/>
-          <w:color w:val="7030A0"/>
-        </w:rPr>
-        <w:t>0]*</w:t>
-      </w:r>
-      <w:proofErr w:type="gramEnd"/>
-      <w:r>
-        <w:rPr>
-          <w:b/>
-          <w:bCs/>
-          <w:color w:val="7030A0"/>
-        </w:rPr>
-        <w:t>(n+1)</w:t>
-      </w:r>
-    </w:p>
-    <w:p>
-      <w:pPr>
-        <w:rPr>
-          <w:b/>
-          <w:bCs/>
-          <w:color w:val="7030A0"/>
-        </w:rPr>
-      </w:pPr>
-      <w:r>
-        <w:rPr>
-          <w:b/>
-          <w:bCs/>
-          <w:color w:val="7030A0"/>
-        </w:rPr>
-        <w:t>for i in range(</w:t>
-      </w:r>
-      <w:proofErr w:type="gramStart"/>
-      <w:r>
-        <w:rPr>
-          <w:b/>
-          <w:bCs/>
-          <w:color w:val="7030A0"/>
-        </w:rPr>
-        <w:t>1,n</w:t>
-      </w:r>
-      <w:proofErr w:type="gramEnd"/>
-      <w:r>
-        <w:rPr>
-          <w:b/>
-          <w:bCs/>
-          <w:color w:val="7030A0"/>
-        </w:rPr>
-        <w:t>+1):</w:t>
-      </w:r>
-    </w:p>
-    <w:p>
-      <w:pPr>
-        <w:rPr>
-          <w:b/>
-          <w:bCs/>
-          <w:color w:val="7030A0"/>
-        </w:rPr>
-      </w:pPr>
-      <w:r>
-        <w:rPr>
-          <w:b/>
-          <w:bCs/>
-          <w:color w:val="7030A0"/>
-        </w:rPr>
-        <w:t xml:space="preserve">    prefix[i]=prefix[i-</w:t>
-      </w:r>
-      <w:proofErr w:type="gramStart"/>
-      <w:r>
-        <w:rPr>
-          <w:b/>
-          <w:bCs/>
-          <w:color w:val="7030A0"/>
-        </w:rPr>
-        <w:t>1]+</w:t>
-      </w:r>
-      <w:proofErr w:type="gramEnd"/>
-      <w:r>
-        <w:rPr>
-          <w:b/>
-          <w:bCs/>
-          <w:color w:val="7030A0"/>
-        </w:rPr>
-        <w:t>a[i]</w:t>
+      <w:r>
+        <w:rPr>
+          <w:b/>
+          <w:bCs/>
+          <w:color w:val="7030A0"/>
+        </w:rPr>
+        <w:t>().split()))</w:t>
+      </w:r>
+    </w:p>
+    <w:p>
+      <w:pPr>
+        <w:rPr>
+          <w:b/>
+          <w:bCs/>
+          <w:color w:val="7030A0"/>
+        </w:rPr>
+      </w:pPr>
+      <w:r>
+        <w:rPr>
+          <w:b/>
+          <w:bCs/>
+          <w:color w:val="7030A0"/>
+        </w:rPr>
+        <w:t>prefix=[0]*(n+1)</w:t>
+      </w:r>
+    </w:p>
+    <w:p>
+      <w:pPr>
+        <w:rPr>
+          <w:b/>
+          <w:bCs/>
+          <w:color w:val="7030A0"/>
+        </w:rPr>
+      </w:pPr>
+      <w:r>
+        <w:rPr>
+          <w:b/>
+          <w:bCs/>
+          <w:color w:val="7030A0"/>
+        </w:rPr>
+        <w:t>for i in range(1,n+1):</w:t>
+      </w:r>
+    </w:p>
+    <w:p>
+      <w:pPr>
+        <w:rPr>
+          <w:b/>
+          <w:bCs/>
+          <w:color w:val="7030A0"/>
+        </w:rPr>
+      </w:pPr>
+      <w:r>
+        <w:rPr>
+          <w:b/>
+          <w:bCs/>
+          <w:color w:val="7030A0"/>
+        </w:rPr>
+        <w:t xml:space="preserve">    prefix[i]=prefix[i-1]+a[i]</w:t>
       </w:r>
     </w:p>
     <w:p>
@@ -11694,19 +10269,36 @@
           <w:bCs/>
           <w:color w:val="7030A0"/>
         </w:rPr>
-        <w:t>=defaultdict(int)</w:t>
-      </w:r>
-    </w:p>
-    <w:p>
-      <w:pPr>
-        <w:rPr>
-          <w:b/>
-          <w:bCs/>
-          <w:color w:val="7030A0"/>
-        </w:rPr>
-      </w:pPr>
-      <w:proofErr w:type="spellStart"/>
-      <w:proofErr w:type="gramStart"/>
+        <w:t>=</w:t>
+      </w:r>
+      <w:proofErr w:type="spellStart"/>
+      <w:r>
+        <w:rPr>
+          <w:b/>
+          <w:bCs/>
+          <w:color w:val="7030A0"/>
+        </w:rPr>
+        <w:t>defaultdict</w:t>
+      </w:r>
+      <w:proofErr w:type="spellEnd"/>
+      <w:r>
+        <w:rPr>
+          <w:b/>
+          <w:bCs/>
+          <w:color w:val="7030A0"/>
+        </w:rPr>
+        <w:t>(int)</w:t>
+      </w:r>
+    </w:p>
+    <w:p>
+      <w:pPr>
+        <w:rPr>
+          <w:b/>
+          <w:bCs/>
+          <w:color w:val="7030A0"/>
+        </w:rPr>
+      </w:pPr>
+      <w:proofErr w:type="spellStart"/>
       <w:r>
         <w:rPr>
           <w:b/>
@@ -11722,16 +10314,7 @@
           <w:bCs/>
           <w:color w:val="7030A0"/>
         </w:rPr>
-        <w:t>[0]=</w:t>
-      </w:r>
-      <w:proofErr w:type="gramEnd"/>
-      <w:r>
-        <w:rPr>
-          <w:b/>
-          <w:bCs/>
-          <w:color w:val="7030A0"/>
-        </w:rPr>
-        <w:t>1</w:t>
+        <w:t>[0]=1</w:t>
       </w:r>
     </w:p>
     <w:p>
@@ -11765,25 +10348,7 @@
           <w:bCs/>
           <w:color w:val="7030A0"/>
         </w:rPr>
-        <w:t>for j in range(</w:t>
-      </w:r>
-      <w:proofErr w:type="gramStart"/>
-      <w:r>
-        <w:rPr>
-          <w:b/>
-          <w:bCs/>
-          <w:color w:val="7030A0"/>
-        </w:rPr>
-        <w:t>1,n</w:t>
-      </w:r>
-      <w:proofErr w:type="gramEnd"/>
-      <w:r>
-        <w:rPr>
-          <w:b/>
-          <w:bCs/>
-          <w:color w:val="7030A0"/>
-        </w:rPr>
-        <w:t>+1):</w:t>
+        <w:t>for j in range(1,n+1):</w:t>
       </w:r>
     </w:p>
     <w:p>
@@ -11827,34 +10392,16 @@
           <w:bCs/>
           <w:color w:val="7030A0"/>
         </w:rPr>
-        <w:t>k-j%k+</w:t>
-      </w:r>
-      <w:proofErr w:type="gramStart"/>
-      <w:r>
-        <w:rPr>
-          <w:b/>
-          <w:bCs/>
-          <w:color w:val="7030A0"/>
-        </w:rPr>
-        <w:t>k</w:t>
-      </w:r>
-      <w:proofErr w:type="spellEnd"/>
-      <w:r>
-        <w:rPr>
-          <w:b/>
-          <w:bCs/>
-          <w:color w:val="7030A0"/>
-        </w:rPr>
-        <w:t>)%</w:t>
-      </w:r>
-      <w:proofErr w:type="gramEnd"/>
-      <w:r>
-        <w:rPr>
-          <w:b/>
-          <w:bCs/>
-          <w:color w:val="7030A0"/>
-        </w:rPr>
-        <w:t>k)</w:t>
+        <w:t>k-j%k+k</w:t>
+      </w:r>
+      <w:proofErr w:type="spellEnd"/>
+      <w:r>
+        <w:rPr>
+          <w:b/>
+          <w:bCs/>
+          <w:color w:val="7030A0"/>
+        </w:rPr>
+        <w:t>)%k)</w:t>
       </w:r>
     </w:p>
     <w:p>
@@ -11951,34 +10498,16 @@
           <w:bCs/>
           <w:color w:val="7030A0"/>
         </w:rPr>
-        <w:t>mod_</w:t>
-      </w:r>
-      <w:proofErr w:type="gramStart"/>
-      <w:r>
-        <w:rPr>
-          <w:b/>
-          <w:bCs/>
-          <w:color w:val="7030A0"/>
-        </w:rPr>
-        <w:t>prefix</w:t>
-      </w:r>
-      <w:proofErr w:type="spellEnd"/>
-      <w:r>
-        <w:rPr>
-          <w:b/>
-          <w:bCs/>
-          <w:color w:val="7030A0"/>
-        </w:rPr>
-        <w:t>]+</w:t>
-      </w:r>
-      <w:proofErr w:type="gramEnd"/>
-      <w:r>
-        <w:rPr>
-          <w:b/>
-          <w:bCs/>
-          <w:color w:val="7030A0"/>
-        </w:rPr>
-        <w:t>=1</w:t>
+        <w:t>mod_prefix</w:t>
+      </w:r>
+      <w:proofErr w:type="spellEnd"/>
+      <w:r>
+        <w:rPr>
+          <w:b/>
+          <w:bCs/>
+          <w:color w:val="7030A0"/>
+        </w:rPr>
+        <w:t>]+=1</w:t>
       </w:r>
     </w:p>
     <w:p>
@@ -14482,6 +13011,7 @@
   <w:style w:type="character" w:default="1" w:styleId="DefaultParagraphFont">
     <w:name w:val="Default Paragraph Font"/>
     <w:uiPriority w:val="1"/>
+    <w:semiHidden/>
     <w:unhideWhenUsed/>
   </w:style>
   <w:style w:type="table" w:default="1" w:styleId="TableNormal">
